--- a/SECURE_CAMPUS_FILE_SHARING_AND_DOCUMENT_MANAGEMENT_SYSTEM.docx
+++ b/SECURE_CAMPUS_FILE_SHARING_AND_DOCUMENT_MANAGEMENT_SYSTEM.docx
@@ -313,7 +313,7 @@
           <w:sz w:val="24"/>
           <w:szCs w:val="24"/>
         </w:rPr>
-        <w:t>DR.T.PARIMALAM</w:t>
+        <w:t>Dr. K. KARTHIKEYAN, MSc., MPhil., PhD., SET.,</w:t>
       </w:r>
     </w:p>
     <w:p>
@@ -335,7 +335,7 @@
           <w:sz w:val="24"/>
           <w:szCs w:val="24"/>
         </w:rPr>
-        <w:t>Associate Professor and Head,</w:t>
+        <w:t>Assistant Professor of Computer Science,</w:t>
       </w:r>
     </w:p>
     <w:p>
@@ -357,7 +357,7 @@
           <w:sz w:val="24"/>
           <w:szCs w:val="24"/>
         </w:rPr>
-        <w:t>PG and Research Department of Computer Science,</w:t>
+        <w:t>Department of Computer Science,</w:t>
       </w:r>
     </w:p>
     <w:p>
@@ -379,7 +379,7 @@
           <w:sz w:val="24"/>
           <w:szCs w:val="24"/>
         </w:rPr>
-        <w:t>Nandha</w:t>
+        <w:t>Puratchi</w:t>
       </w:r>
       <w:proofErr w:type="spellEnd"/>
       <w:r>
@@ -389,20 +389,19 @@
           <w:sz w:val="24"/>
           <w:szCs w:val="24"/>
         </w:rPr>
-        <w:t xml:space="preserve"> Arts and Science College, Erode.</w:t>
-      </w:r>
-    </w:p>
-    <w:p>
-      <w:pPr>
-        <w:spacing w:line="360" w:lineRule="auto"/>
-        <w:jc w:val="center"/>
+        <w:t xml:space="preserve"> </w:t>
+      </w:r>
+      <w:proofErr w:type="spellStart"/>
+      <w:r>
         <w:rPr>
           <w:rFonts w:ascii="Times New Roman" w:hAnsi="Times New Roman" w:cs="Times New Roman"/>
           <w:b/>
           <w:sz w:val="24"/>
           <w:szCs w:val="24"/>
         </w:rPr>
-      </w:pPr>
+        <w:t>Thalaivi</w:t>
+      </w:r>
+      <w:proofErr w:type="spellEnd"/>
       <w:r>
         <w:rPr>
           <w:rFonts w:ascii="Times New Roman" w:hAnsi="Times New Roman" w:cs="Times New Roman"/>
@@ -410,19 +409,9 @@
           <w:sz w:val="24"/>
           <w:szCs w:val="24"/>
         </w:rPr>
-        <w:t>pari.phd12@gmail.com</w:t>
-      </w:r>
-    </w:p>
-    <w:p>
-      <w:pPr>
-        <w:spacing w:line="360" w:lineRule="auto"/>
-        <w:jc w:val="center"/>
-        <w:rPr>
-          <w:rFonts w:ascii="Times New Roman" w:hAnsi="Times New Roman" w:cs="Times New Roman"/>
-          <w:sz w:val="24"/>
-          <w:szCs w:val="24"/>
-        </w:rPr>
-      </w:pPr>
+        <w:t xml:space="preserve"> </w:t>
+      </w:r>
+      <w:proofErr w:type="spellStart"/>
       <w:r>
         <w:rPr>
           <w:rFonts w:ascii="Times New Roman" w:hAnsi="Times New Roman" w:cs="Times New Roman"/>
@@ -430,8 +419,61 @@
           <w:sz w:val="24"/>
           <w:szCs w:val="24"/>
         </w:rPr>
-        <w:t>9842539332</w:t>
-      </w:r>
+        <w:t>Amma</w:t>
+      </w:r>
+      <w:proofErr w:type="spellEnd"/>
+      <w:r>
+        <w:rPr>
+          <w:rFonts w:ascii="Times New Roman" w:hAnsi="Times New Roman" w:cs="Times New Roman"/>
+          <w:b/>
+          <w:sz w:val="24"/>
+          <w:szCs w:val="24"/>
+        </w:rPr>
+        <w:t xml:space="preserve"> Government Arts and Science College, </w:t>
+      </w:r>
+      <w:proofErr w:type="spellStart"/>
+      <w:r>
+        <w:rPr>
+          <w:rFonts w:ascii="Times New Roman" w:hAnsi="Times New Roman" w:cs="Times New Roman"/>
+          <w:b/>
+          <w:sz w:val="24"/>
+          <w:szCs w:val="24"/>
+        </w:rPr>
+        <w:t>Palladam</w:t>
+      </w:r>
+      <w:proofErr w:type="spellEnd"/>
+      <w:r>
+        <w:rPr>
+          <w:rFonts w:ascii="Times New Roman" w:hAnsi="Times New Roman" w:cs="Times New Roman"/>
+          <w:b/>
+          <w:sz w:val="24"/>
+          <w:szCs w:val="24"/>
+        </w:rPr>
+        <w:t xml:space="preserve"> - 641664. </w:t>
+      </w:r>
+    </w:p>
+    <w:p>
+      <w:pPr>
+        <w:spacing w:line="360" w:lineRule="auto"/>
+        <w:jc w:val="center"/>
+        <w:rPr>
+          <w:rFonts w:ascii="Times New Roman" w:hAnsi="Times New Roman" w:cs="Times New Roman"/>
+          <w:b/>
+          <w:sz w:val="24"/>
+          <w:szCs w:val="24"/>
+        </w:rPr>
+      </w:pPr>
+    </w:p>
+    <w:p>
+      <w:pPr>
+        <w:spacing w:line="360" w:lineRule="auto"/>
+        <w:jc w:val="center"/>
+        <w:rPr>
+          <w:rFonts w:ascii="Times New Roman" w:hAnsi="Times New Roman" w:cs="Times New Roman"/>
+          <w:sz w:val="24"/>
+          <w:szCs w:val="24"/>
+        </w:rPr>
+      </w:pPr>
     </w:p>
     <w:p>
       <w:pPr>
@@ -835,7 +877,7 @@
           <w:sz w:val="24"/>
           <w:szCs w:val="24"/>
         </w:rPr>
-        <w:t>DR.T.PARIMALAM</w:t>
+        <w:t>Dr. K. KARTHIKEYAN, MSc., MPhil., PhD., SET.,</w:t>
       </w:r>
     </w:p>
     <w:p>
@@ -857,7 +899,7 @@
           <w:sz w:val="24"/>
           <w:szCs w:val="24"/>
         </w:rPr>
-        <w:t>Associate Professor and Head,</w:t>
+        <w:t>Assistant Professor of Computer Science,</w:t>
       </w:r>
     </w:p>
     <w:p>
@@ -879,7 +921,7 @@
           <w:sz w:val="24"/>
           <w:szCs w:val="24"/>
         </w:rPr>
-        <w:t>PG and Research Department of Computer Science,</w:t>
+        <w:t>Department of Computer Science,</w:t>
       </w:r>
     </w:p>
     <w:p>
@@ -901,7 +943,7 @@
           <w:sz w:val="24"/>
           <w:szCs w:val="24"/>
         </w:rPr>
-        <w:t>Nandha</w:t>
+        <w:t>Puratchi</w:t>
       </w:r>
       <w:proofErr w:type="spellEnd"/>
       <w:r>
@@ -911,20 +953,19 @@
           <w:sz w:val="24"/>
           <w:szCs w:val="24"/>
         </w:rPr>
-        <w:t xml:space="preserve"> Arts and Science College, Erode.</w:t>
-      </w:r>
-    </w:p>
-    <w:p>
-      <w:pPr>
-        <w:spacing w:line="360" w:lineRule="auto"/>
-        <w:jc w:val="center"/>
+        <w:t xml:space="preserve"> </w:t>
+      </w:r>
+      <w:proofErr w:type="spellStart"/>
+      <w:r>
         <w:rPr>
           <w:rFonts w:ascii="Times New Roman" w:hAnsi="Times New Roman" w:cs="Times New Roman"/>
           <w:b/>
           <w:sz w:val="24"/>
           <w:szCs w:val="24"/>
         </w:rPr>
-      </w:pPr>
+        <w:t>Thalaivi</w:t>
+      </w:r>
+      <w:proofErr w:type="spellEnd"/>
       <w:r>
         <w:rPr>
           <w:rFonts w:ascii="Times New Roman" w:hAnsi="Times New Roman" w:cs="Times New Roman"/>
@@ -932,19 +973,9 @@
           <w:sz w:val="24"/>
           <w:szCs w:val="24"/>
         </w:rPr>
-        <w:t>pari.phd12@gmail.com</w:t>
-      </w:r>
-    </w:p>
-    <w:p>
-      <w:pPr>
-        <w:spacing w:line="360" w:lineRule="auto"/>
-        <w:jc w:val="center"/>
-        <w:rPr>
-          <w:rFonts w:ascii="Times New Roman" w:hAnsi="Times New Roman" w:cs="Times New Roman"/>
-          <w:sz w:val="24"/>
-          <w:szCs w:val="24"/>
-        </w:rPr>
-      </w:pPr>
+        <w:t xml:space="preserve"> </w:t>
+      </w:r>
+      <w:proofErr w:type="spellStart"/>
       <w:r>
         <w:rPr>
           <w:rFonts w:ascii="Times New Roman" w:hAnsi="Times New Roman" w:cs="Times New Roman"/>
@@ -952,38 +983,19 @@
           <w:sz w:val="24"/>
           <w:szCs w:val="24"/>
         </w:rPr>
-        <w:t>9842539332</w:t>
-      </w:r>
-    </w:p>
-    <w:p>
-      <w:pPr>
-        <w:rPr>
-          <w:rFonts w:ascii="Times New Roman" w:hAnsi="Times New Roman" w:cs="Times New Roman"/>
-          <w:sz w:val="24"/>
-          <w:szCs w:val="24"/>
-        </w:rPr>
-      </w:pPr>
-    </w:p>
-    <w:p>
-      <w:pPr>
-        <w:jc w:val="center"/>
-        <w:rPr>
-          <w:rFonts w:ascii="Times New Roman" w:hAnsi="Times New Roman" w:cs="Times New Roman"/>
-          <w:sz w:val="24"/>
-          <w:szCs w:val="24"/>
-        </w:rPr>
-      </w:pPr>
-    </w:p>
-    <w:p>
-      <w:pPr>
-        <w:jc w:val="center"/>
+        <w:t>Amma</w:t>
+      </w:r>
+      <w:proofErr w:type="spellEnd"/>
+      <w:r>
         <w:rPr>
           <w:rFonts w:ascii="Times New Roman" w:hAnsi="Times New Roman" w:cs="Times New Roman"/>
           <w:b/>
           <w:sz w:val="24"/>
           <w:szCs w:val="24"/>
         </w:rPr>
-      </w:pPr>
+        <w:t xml:space="preserve"> Government Arts and Science College, </w:t>
+      </w:r>
+      <w:proofErr w:type="spellStart"/>
       <w:r>
         <w:rPr>
           <w:rFonts w:ascii="Times New Roman" w:hAnsi="Times New Roman" w:cs="Times New Roman"/>
@@ -991,28 +1003,60 @@
           <w:sz w:val="24"/>
           <w:szCs w:val="24"/>
         </w:rPr>
-        <w:t>CENTRE FOR DISTANCE AND ONLINE EDUCATION</w:t>
-      </w:r>
-    </w:p>
-    <w:p>
-      <w:pPr>
-        <w:jc w:val="center"/>
+        <w:t>Palladam</w:t>
+      </w:r>
+      <w:proofErr w:type="spellEnd"/>
+      <w:r>
         <w:rPr>
           <w:rFonts w:ascii="Times New Roman" w:hAnsi="Times New Roman" w:cs="Times New Roman"/>
           <w:b/>
           <w:sz w:val="24"/>
           <w:szCs w:val="24"/>
         </w:rPr>
-      </w:pPr>
-      <w:r>
+        <w:t xml:space="preserve"> - 641664. </w:t>
+      </w:r>
+    </w:p>
+    <w:p>
+      <w:pPr>
+        <w:spacing w:line="360" w:lineRule="auto"/>
+        <w:jc w:val="center"/>
         <w:rPr>
           <w:rFonts w:ascii="Times New Roman" w:hAnsi="Times New Roman" w:cs="Times New Roman"/>
           <w:b/>
           <w:sz w:val="24"/>
           <w:szCs w:val="24"/>
         </w:rPr>
-        <w:t>BHARATHIAR UNIVERSITY</w:t>
-      </w:r>
+      </w:pPr>
+    </w:p>
+    <w:p>
+      <w:pPr>
+        <w:spacing w:line="360" w:lineRule="auto"/>
+        <w:jc w:val="center"/>
+        <w:rPr>
+          <w:rFonts w:ascii="Times New Roman" w:hAnsi="Times New Roman" w:cs="Times New Roman"/>
+          <w:sz w:val="24"/>
+          <w:szCs w:val="24"/>
+        </w:rPr>
+      </w:pPr>
+    </w:p>
+    <w:p>
+      <w:pPr>
+        <w:rPr>
+          <w:rFonts w:ascii="Times New Roman" w:hAnsi="Times New Roman" w:cs="Times New Roman"/>
+          <w:sz w:val="24"/>
+          <w:szCs w:val="24"/>
+        </w:rPr>
+      </w:pPr>
+    </w:p>
+    <w:p>
+      <w:pPr>
+        <w:jc w:val="center"/>
+        <w:rPr>
+          <w:rFonts w:ascii="Times New Roman" w:hAnsi="Times New Roman" w:cs="Times New Roman"/>
+          <w:sz w:val="24"/>
+          <w:szCs w:val="24"/>
+        </w:rPr>
+      </w:pPr>
     </w:p>
     <w:p>
       <w:pPr>
@@ -1031,7 +1075,7 @@
           <w:sz w:val="24"/>
           <w:szCs w:val="24"/>
         </w:rPr>
-        <w:t>COIMBATORE 641 046</w:t>
+        <w:t>CENTRE FOR DISTANCE AND ONLINE EDUCATION</w:t>
       </w:r>
     </w:p>
     <w:p>
@@ -1051,6 +1095,46 @@
           <w:sz w:val="24"/>
           <w:szCs w:val="24"/>
         </w:rPr>
+        <w:t>BHARATHIAR UNIVERSITY</w:t>
+      </w:r>
+    </w:p>
+    <w:p>
+      <w:pPr>
+        <w:jc w:val="center"/>
+        <w:rPr>
+          <w:rFonts w:ascii="Times New Roman" w:hAnsi="Times New Roman" w:cs="Times New Roman"/>
+          <w:b/>
+          <w:sz w:val="24"/>
+          <w:szCs w:val="24"/>
+        </w:rPr>
+      </w:pPr>
+      <w:r>
+        <w:rPr>
+          <w:rFonts w:ascii="Times New Roman" w:hAnsi="Times New Roman" w:cs="Times New Roman"/>
+          <w:b/>
+          <w:sz w:val="24"/>
+          <w:szCs w:val="24"/>
+        </w:rPr>
+        <w:t>COIMBATORE 641 046</w:t>
+      </w:r>
+    </w:p>
+    <w:p>
+      <w:pPr>
+        <w:jc w:val="center"/>
+        <w:rPr>
+          <w:rFonts w:ascii="Times New Roman" w:hAnsi="Times New Roman" w:cs="Times New Roman"/>
+          <w:b/>
+          <w:sz w:val="24"/>
+          <w:szCs w:val="24"/>
+        </w:rPr>
+      </w:pPr>
+      <w:r>
+        <w:rPr>
+          <w:rFonts w:ascii="Times New Roman" w:hAnsi="Times New Roman" w:cs="Times New Roman"/>
+          <w:b/>
+          <w:sz w:val="24"/>
+          <w:szCs w:val="24"/>
+        </w:rPr>
         <w:t>MAY 2025</w:t>
       </w:r>
     </w:p>
@@ -1286,7 +1370,7 @@
           <w:bCs/>
           <w:sz w:val="24"/>
         </w:rPr>
-        <w:t>DR.T.PARIMALAM</w:t>
+        <w:t>Dr. K. KARTHIKEYAN, MSc., MPhil., PhD., SET.,</w:t>
       </w:r>
       <w:r>
         <w:rPr>
@@ -1529,14 +1613,14 @@
           <w:bCs/>
           <w:sz w:val="23"/>
         </w:rPr>
-        <w:t>Dr. T. Parimalam</w:t>
+        <w:t>Dr. K. KARTHIKEYAN, MSc., MPhil., PhD., SET.,</w:t>
       </w:r>
       <w:r>
         <w:rPr>
           <w:rFonts w:ascii="Times New Roman" w:hAnsi="Times New Roman" w:cs="Times New Roman"/>
           <w:sz w:val="23"/>
         </w:rPr>
-        <w:t>, Associate Professor and Head, for her valuable guidance, encouragement, and continuous support throughout this project. Her timely feedback and expert insights have been instrumental in shaping the project into its current form.</w:t>
+        <w:t xml:space="preserve"> Assistant Professor of Computer Science, for his valuable guidance, encouragement, and continuous support throughout this project. His timely feedback and expert insights have been instrumental in shaping the project into its current form.</w:t>
       </w:r>
     </w:p>
     <w:p>
@@ -1568,7 +1652,7 @@
           <w:rFonts w:ascii="Times New Roman" w:hAnsi="Times New Roman" w:cs="Times New Roman"/>
           <w:sz w:val="23"/>
         </w:rPr>
-        <w:t xml:space="preserve"> and the PG and Research Department of Computer Science, Nandha Arts and Science College, Erode, and the </w:t>
+        <w:t xml:space="preserve"> and the Department of Computer Science, Puratchi Thalaivi Amma Government Arts and Science College, Palladam, and the </w:t>
       </w:r>
       <w:r>
         <w:rPr>
@@ -2211,7 +2295,7 @@
               <w:rPr>
                 <w:rFonts w:ascii="Times New Roman" w:hAnsi="Times New Roman" w:cs="Times New Roman"/>
               </w:rPr>
-              <w:t>2</w:t>
+              <w:t>1</w:t>
             </w:r>
           </w:p>
         </w:tc>
@@ -2283,6 +2367,12 @@
                 <w:rFonts w:ascii="Times New Roman" w:hAnsi="Times New Roman" w:cs="Times New Roman"/>
               </w:rPr>
             </w:pPr>
+            <w:r>
+              <w:rPr>
+                <w:rFonts w:ascii="Times New Roman" w:hAnsi="Times New Roman" w:cs="Times New Roman"/>
+              </w:rPr>
+              <w:t>1</w:t>
+            </w:r>
           </w:p>
         </w:tc>
       </w:tr>
@@ -2314,8 +2404,6 @@
               </w:rPr>
               <w:t xml:space="preserve">   </w:t>
             </w:r>
-            <w:bookmarkStart w:id="0" w:name="_GoBack"/>
-            <w:bookmarkEnd w:id="0"/>
             <w:r>
               <w:rPr>
                 <w:rFonts w:ascii="Times New Roman" w:hAnsi="Times New Roman" w:cs="Times New Roman"/>
@@ -2422,7 +2510,7 @@
               <w:rPr>
                 <w:rFonts w:ascii="Times New Roman" w:hAnsi="Times New Roman" w:cs="Times New Roman"/>
               </w:rPr>
-              <w:t>5</w:t>
+              <w:t>3</w:t>
             </w:r>
           </w:p>
         </w:tc>
@@ -2497,7 +2585,7 @@
               <w:rPr>
                 <w:rFonts w:ascii="Times New Roman" w:hAnsi="Times New Roman" w:cs="Times New Roman"/>
               </w:rPr>
-              <w:t>5</w:t>
+              <w:t>3</w:t>
             </w:r>
           </w:p>
         </w:tc>
@@ -2572,7 +2660,7 @@
               <w:rPr>
                 <w:rFonts w:ascii="Times New Roman" w:hAnsi="Times New Roman" w:cs="Times New Roman"/>
               </w:rPr>
-              <w:t>6</w:t>
+              <w:t>3</w:t>
             </w:r>
           </w:p>
         </w:tc>
@@ -2647,7 +2735,7 @@
               <w:rPr>
                 <w:rFonts w:ascii="Times New Roman" w:hAnsi="Times New Roman" w:cs="Times New Roman"/>
               </w:rPr>
-              <w:t>7</w:t>
+              <w:t>4</w:t>
             </w:r>
           </w:p>
         </w:tc>
@@ -2710,7 +2798,7 @@
               <w:rPr>
                 <w:rFonts w:ascii="Times New Roman" w:hAnsi="Times New Roman" w:cs="Times New Roman"/>
               </w:rPr>
-              <w:t>9</w:t>
+              <w:t>5</w:t>
             </w:r>
           </w:p>
         </w:tc>
@@ -2773,7 +2861,7 @@
               <w:rPr>
                 <w:rFonts w:ascii="Times New Roman" w:hAnsi="Times New Roman" w:cs="Times New Roman"/>
               </w:rPr>
-              <w:t>9</w:t>
+              <w:t>5</w:t>
             </w:r>
           </w:p>
         </w:tc>
@@ -2837,7 +2925,7 @@
               <w:rPr>
                 <w:rFonts w:ascii="Times New Roman" w:hAnsi="Times New Roman" w:cs="Times New Roman"/>
               </w:rPr>
-              <w:t>9</w:t>
+              <w:t>5</w:t>
             </w:r>
           </w:p>
         </w:tc>
@@ -2901,7 +2989,7 @@
               <w:rPr>
                 <w:rFonts w:ascii="Times New Roman" w:hAnsi="Times New Roman" w:cs="Times New Roman"/>
               </w:rPr>
-              <w:t>10</w:t>
+              <w:t>5</w:t>
             </w:r>
           </w:p>
         </w:tc>
@@ -2965,7 +3053,7 @@
               <w:rPr>
                 <w:rFonts w:ascii="Times New Roman" w:hAnsi="Times New Roman" w:cs="Times New Roman"/>
               </w:rPr>
-              <w:t>15</w:t>
+              <w:t>6</w:t>
             </w:r>
           </w:p>
         </w:tc>
@@ -3040,7 +3128,7 @@
               <w:rPr>
                 <w:rFonts w:ascii="Times New Roman" w:hAnsi="Times New Roman" w:cs="Times New Roman"/>
               </w:rPr>
-              <w:t>15</w:t>
+              <w:t>6</w:t>
             </w:r>
           </w:p>
         </w:tc>
@@ -3115,7 +3203,7 @@
               <w:rPr>
                 <w:rFonts w:ascii="Times New Roman" w:hAnsi="Times New Roman" w:cs="Times New Roman"/>
               </w:rPr>
-              <w:t>15</w:t>
+              <w:t>6</w:t>
             </w:r>
           </w:p>
         </w:tc>
@@ -3190,7 +3278,7 @@
               <w:rPr>
                 <w:rFonts w:ascii="Times New Roman" w:hAnsi="Times New Roman" w:cs="Times New Roman"/>
               </w:rPr>
-              <w:t>19</w:t>
+              <w:t>9</w:t>
             </w:r>
           </w:p>
         </w:tc>
@@ -3265,7 +3353,7 @@
               <w:rPr>
                 <w:rFonts w:ascii="Times New Roman" w:hAnsi="Times New Roman" w:cs="Times New Roman"/>
               </w:rPr>
-              <w:t>20</w:t>
+              <w:t>9</w:t>
             </w:r>
           </w:p>
         </w:tc>
@@ -3340,7 +3428,7 @@
               <w:rPr>
                 <w:rFonts w:ascii="Times New Roman" w:hAnsi="Times New Roman" w:cs="Times New Roman"/>
               </w:rPr>
-              <w:t>21</w:t>
+              <w:t>9</w:t>
             </w:r>
           </w:p>
         </w:tc>
@@ -3415,7 +3503,7 @@
               <w:rPr>
                 <w:rFonts w:ascii="Times New Roman" w:hAnsi="Times New Roman" w:cs="Times New Roman"/>
               </w:rPr>
-              <w:t>22</w:t>
+              <w:t>9</w:t>
             </w:r>
           </w:p>
         </w:tc>
@@ -3490,7 +3578,7 @@
               <w:rPr>
                 <w:rFonts w:ascii="Times New Roman" w:hAnsi="Times New Roman" w:cs="Times New Roman"/>
               </w:rPr>
-              <w:t>23</w:t>
+              <w:t>9</w:t>
             </w:r>
           </w:p>
         </w:tc>
@@ -3565,7 +3653,72 @@
               <w:rPr>
                 <w:rFonts w:ascii="Times New Roman" w:hAnsi="Times New Roman" w:cs="Times New Roman"/>
               </w:rPr>
-              <w:t>24</w:t>
+              <w:t>10</w:t>
+            </w:r>
+          </w:p>
+        </w:tc>
+      </w:tr>
+      <w:tr>
+        <w:trPr>
+          <w:trHeight w:val="486"/>
+          <w:jc w:val="center"/>
+        </w:trPr>
+        <w:tc>
+          <w:tcPr>
+            <w:tcW w:w="2005" w:type="dxa"/>
+          </w:tcPr>
+          <w:p>
+            <w:pPr>
+              <w:spacing w:line="600" w:lineRule="auto"/>
+              <w:jc w:val="center"/>
+              <w:rPr>
+                <w:rFonts w:ascii="Times New Roman" w:hAnsi="Times New Roman" w:cs="Times New Roman"/>
+              </w:rPr>
+            </w:pPr>
+            <w:r>
+              <w:rPr>
+                <w:rFonts w:ascii="Times New Roman" w:hAnsi="Times New Roman" w:cs="Times New Roman"/>
+              </w:rPr>
+              <w:t xml:space="preserve">         4.3</w:t>
+            </w:r>
+          </w:p>
+        </w:tc>
+        <w:tc>
+          <w:tcPr>
+            <w:tcW w:w="5673" w:type="dxa"/>
+          </w:tcPr>
+          <w:p>
+            <w:pPr>
+              <w:spacing w:line="600" w:lineRule="auto"/>
+              <w:rPr>
+                <w:rFonts w:ascii="Times New Roman" w:hAnsi="Times New Roman" w:cs="Times New Roman"/>
+              </w:rPr>
+            </w:pPr>
+            <w:r>
+              <w:rPr>
+                <w:rFonts w:ascii="Times New Roman" w:hAnsi="Times New Roman" w:cs="Times New Roman"/>
+              </w:rPr>
+              <w:t>HIGH-FIDELITY UI DESIGN MOCKUPS</w:t>
+            </w:r>
+          </w:p>
+        </w:tc>
+        <w:tc>
+          <w:tcPr>
+            <w:tcW w:w="1538" w:type="dxa"/>
+          </w:tcPr>
+          <w:p>
+            <w:pPr>
+              <w:spacing w:line="600" w:lineRule="auto"/>
+              <w:jc w:val="center"/>
+              <w:rPr>
+                <w:rFonts w:ascii="Times New Roman" w:hAnsi="Times New Roman" w:cs="Times New Roman"/>
+              </w:rPr>
+            </w:pPr>
+            <w:r>
+              <w:rPr>
+                <w:rFonts w:ascii="Times New Roman" w:hAnsi="Times New Roman" w:cs="Times New Roman"/>
+              </w:rPr>
+              <w:t>15</w:t>
             </w:r>
           </w:p>
         </w:tc>
@@ -3640,7 +3793,7 @@
               <w:rPr>
                 <w:rFonts w:ascii="Times New Roman" w:hAnsi="Times New Roman" w:cs="Times New Roman"/>
               </w:rPr>
-              <w:t>31</w:t>
+              <w:t>17</w:t>
             </w:r>
           </w:p>
         </w:tc>
@@ -3715,7 +3868,7 @@
               <w:rPr>
                 <w:rFonts w:ascii="Times New Roman" w:hAnsi="Times New Roman" w:cs="Times New Roman"/>
               </w:rPr>
-              <w:t>31</w:t>
+              <w:t>17</w:t>
             </w:r>
           </w:p>
         </w:tc>
@@ -3784,7 +3937,7 @@
               <w:rPr>
                 <w:rFonts w:ascii="Times New Roman" w:hAnsi="Times New Roman" w:cs="Times New Roman"/>
               </w:rPr>
-              <w:t>34</w:t>
+              <w:t>19</w:t>
             </w:r>
           </w:p>
         </w:tc>
@@ -3859,7 +4012,7 @@
               <w:rPr>
                 <w:rFonts w:ascii="Times New Roman" w:hAnsi="Times New Roman" w:cs="Times New Roman"/>
               </w:rPr>
-              <w:t>35</w:t>
+              <w:t>19</w:t>
             </w:r>
           </w:p>
         </w:tc>
@@ -3934,7 +4087,7 @@
               <w:rPr>
                 <w:rFonts w:ascii="Times New Roman" w:hAnsi="Times New Roman" w:cs="Times New Roman"/>
               </w:rPr>
-              <w:t>37</w:t>
+              <w:t>20</w:t>
             </w:r>
           </w:p>
         </w:tc>
@@ -4009,7 +4162,7 @@
               <w:rPr>
                 <w:rFonts w:ascii="Times New Roman" w:hAnsi="Times New Roman" w:cs="Times New Roman"/>
               </w:rPr>
-              <w:t>37</w:t>
+              <w:t>20</w:t>
             </w:r>
           </w:p>
         </w:tc>
@@ -4084,14 +4237,14 @@
               <w:rPr>
                 <w:rFonts w:ascii="Times New Roman" w:hAnsi="Times New Roman" w:cs="Times New Roman"/>
               </w:rPr>
-              <w:t>38</w:t>
+              <w:t>20</w:t>
             </w:r>
           </w:p>
         </w:tc>
       </w:tr>
       <w:tr>
         <w:trPr>
-          <w:trHeight w:val="1129"/>
+          <w:trHeight w:val="556"/>
           <w:jc w:val="center"/>
         </w:trPr>
         <w:tc>
@@ -4109,6 +4262,12 @@
               <w:rPr>
                 <w:rFonts w:ascii="Times New Roman" w:hAnsi="Times New Roman" w:cs="Times New Roman"/>
               </w:rPr>
+              <w:t xml:space="preserve"> </w:t>
+            </w:r>
+            <w:r>
+              <w:rPr>
+                <w:rFonts w:ascii="Times New Roman" w:hAnsi="Times New Roman" w:cs="Times New Roman"/>
+              </w:rPr>
               <w:t xml:space="preserve">CHAPTER </w:t>
             </w:r>
             <w:r>
@@ -4160,10 +4319,12 @@
               <w:rPr>
                 <w:rFonts w:ascii="Times New Roman" w:hAnsi="Times New Roman" w:cs="Times New Roman"/>
               </w:rPr>
-              <w:t>39</w:t>
-            </w:r>
-          </w:p>
-        </w:tc>
+              <w:t>21</w:t>
+            </w:r>
+          </w:p>
+        </w:tc>
+        <w:bookmarkStart w:id="0" w:name="_GoBack"/>
+        <w:bookmarkEnd w:id="0"/>
       </w:tr>
     </w:tbl>
     <w:p>
@@ -4366,7 +4527,7 @@
               <w:rPr>
                 <w:rFonts w:ascii="Times New Roman" w:hAnsi="Times New Roman" w:cs="Times New Roman"/>
               </w:rPr>
-              <w:t>3</w:t>
+              <w:t>2</w:t>
             </w:r>
           </w:p>
         </w:tc>
@@ -4429,7 +4590,7 @@
               <w:rPr>
                 <w:rFonts w:ascii="Times New Roman" w:hAnsi="Times New Roman" w:cs="Times New Roman"/>
               </w:rPr>
-              <w:t>16</w:t>
+              <w:t>6</w:t>
             </w:r>
           </w:p>
         </w:tc>
@@ -4492,7 +4653,7 @@
               <w:rPr>
                 <w:rFonts w:ascii="Times New Roman" w:hAnsi="Times New Roman" w:cs="Times New Roman"/>
               </w:rPr>
-              <w:t>17</w:t>
+              <w:t>7</w:t>
             </w:r>
           </w:p>
         </w:tc>
@@ -4555,7 +4716,7 @@
               <w:rPr>
                 <w:rFonts w:ascii="Times New Roman" w:hAnsi="Times New Roman" w:cs="Times New Roman"/>
               </w:rPr>
-              <w:t>18</w:t>
+              <w:t>8</w:t>
             </w:r>
           </w:p>
         </w:tc>
@@ -4618,7 +4779,7 @@
               <w:rPr>
                 <w:rFonts w:ascii="Times New Roman" w:hAnsi="Times New Roman" w:cs="Times New Roman"/>
               </w:rPr>
-              <w:t>24</w:t>
+              <w:t>10</w:t>
             </w:r>
           </w:p>
         </w:tc>
@@ -4681,7 +4842,7 @@
               <w:rPr>
                 <w:rFonts w:ascii="Times New Roman" w:hAnsi="Times New Roman" w:cs="Times New Roman"/>
               </w:rPr>
-              <w:t>29</w:t>
+              <w:t>15</w:t>
             </w:r>
           </w:p>
         </w:tc>
@@ -4744,7 +4905,7 @@
               <w:rPr>
                 <w:rFonts w:ascii="Times New Roman" w:hAnsi="Times New Roman" w:cs="Times New Roman"/>
               </w:rPr>
-              <w:t>30</w:t>
+              <w:t>16</w:t>
             </w:r>
           </w:p>
         </w:tc>
@@ -4949,7 +5110,7 @@
               <w:rPr>
                 <w:rFonts w:ascii="Times New Roman" w:hAnsi="Times New Roman" w:cs="Times New Roman"/>
               </w:rPr>
-              <w:t>25</w:t>
+              <w:t>11</w:t>
             </w:r>
           </w:p>
         </w:tc>
@@ -5012,7 +5173,7 @@
               <w:rPr>
                 <w:rFonts w:ascii="Times New Roman" w:hAnsi="Times New Roman" w:cs="Times New Roman"/>
               </w:rPr>
-              <w:t>26</w:t>
+              <w:t>12</w:t>
             </w:r>
           </w:p>
         </w:tc>
@@ -5075,7 +5236,7 @@
               <w:rPr>
                 <w:rFonts w:ascii="Times New Roman" w:hAnsi="Times New Roman" w:cs="Times New Roman"/>
               </w:rPr>
-              <w:t>27</w:t>
+              <w:t>13</w:t>
             </w:r>
           </w:p>
         </w:tc>
@@ -5138,7 +5299,7 @@
               <w:rPr>
                 <w:rFonts w:ascii="Times New Roman" w:hAnsi="Times New Roman" w:cs="Times New Roman"/>
               </w:rPr>
-              <w:t>28</w:t>
+              <w:t>13</w:t>
             </w:r>
           </w:p>
         </w:tc>
@@ -5201,7 +5362,7 @@
               <w:rPr>
                 <w:rFonts w:ascii="Times New Roman" w:hAnsi="Times New Roman" w:cs="Times New Roman"/>
               </w:rPr>
-              <w:t>28</w:t>
+              <w:t>14</w:t>
             </w:r>
           </w:p>
         </w:tc>
@@ -5264,7 +5425,7 @@
               <w:rPr>
                 <w:rFonts w:ascii="Times New Roman" w:hAnsi="Times New Roman" w:cs="Times New Roman"/>
               </w:rPr>
-              <w:t>29</w:t>
+              <w:t>14</w:t>
             </w:r>
           </w:p>
         </w:tc>
@@ -5275,6 +5436,11 @@
         <w:rPr>
           <w:rFonts w:ascii="Times New Roman" w:hAnsi="Times New Roman" w:cs="Times New Roman"/>
         </w:rPr>
+        <w:sectPr>
+          <w:pgSz w:w="12240" w:h="15840"/>
+          <w:pgMar w:top="1440" w:right="1440" w:bottom="993" w:left="1440" w:header="720" w:footer="720" w:gutter="0"/>
+          <w:cols w:space="720"/>
+        </w:sectPr>
       </w:pPr>
       <w:r>
         <w:rPr>
@@ -5514,7 +5680,7 @@
                     <pic:cNvPicPr/>
                   </pic:nvPicPr>
                   <pic:blipFill>
-                    <a:blip r:embed="rId6"/>
+                    <a:blip r:embed="rId8"/>
                     <a:stretch>
                       <a:fillRect/>
                     </a:stretch>
@@ -6578,7 +6744,7 @@
                     <pic:cNvPicPr/>
                   </pic:nvPicPr>
                   <pic:blipFill>
-                    <a:blip r:embed="rId7"/>
+                    <a:blip r:embed="rId9"/>
                     <a:stretch>
                       <a:fillRect/>
                     </a:stretch>
@@ -6707,7 +6873,7 @@
                     <pic:cNvPicPr/>
                   </pic:nvPicPr>
                   <pic:blipFill>
-                    <a:blip r:embed="rId8"/>
+                    <a:blip r:embed="rId10"/>
                     <a:stretch>
                       <a:fillRect/>
                     </a:stretch>
@@ -6891,7 +7057,7 @@
                     <pic:cNvPicPr/>
                   </pic:nvPicPr>
                   <pic:blipFill>
-                    <a:blip r:embed="rId9"/>
+                    <a:blip r:embed="rId11"/>
                     <a:stretch>
                       <a:fillRect/>
                     </a:stretch>
@@ -7200,7 +7366,7 @@
                     <pic:cNvPicPr/>
                   </pic:nvPicPr>
                   <pic:blipFill>
-                    <a:blip r:embed="rId10"/>
+                    <a:blip r:embed="rId12"/>
                     <a:stretch>
                       <a:fillRect/>
                     </a:stretch>
@@ -12005,6 +12171,7 @@
     </w:p>
     <w:p>
       <w:pPr>
+        <w:jc w:val="center"/>
         <w:rPr>
           <w:rFonts w:ascii="Times New Roman" w:hAnsi="Times New Roman" w:cs="Times New Roman"/>
         </w:rPr>
@@ -12016,10 +12183,10 @@
           <w:lang w:val="en-IN" w:eastAsia="en-IN" w:bidi="ta-IN"/>
         </w:rPr>
         <w:drawing>
-          <wp:inline distT="0" distB="0" distL="0" distR="0">
-            <wp:extent cx="5303520" cy="5303520"/>
+          <wp:inline distT="0" distB="0" distL="0" distR="0" wp14:anchorId="79F1D6EE" wp14:editId="075F37EE">
+            <wp:extent cx="5286375" cy="2670794"/>
             <wp:effectExtent l="0" t="0" r="0" b="0"/>
-            <wp:docPr id="6" name="Picture 6"/>
+            <wp:docPr id="8" name="Picture 8"/>
             <wp:cNvGraphicFramePr>
               <a:graphicFrameLocks xmlns:a="http://schemas.openxmlformats.org/drawingml/2006/main" noChangeAspect="1"/>
             </wp:cNvGraphicFramePr>
@@ -12027,11 +12194,11 @@
               <a:graphicData uri="http://schemas.openxmlformats.org/drawingml/2006/picture">
                 <pic:pic xmlns:pic="http://schemas.openxmlformats.org/drawingml/2006/picture">
                   <pic:nvPicPr>
-                    <pic:cNvPr id="0" name="dashboard_mockup.png"/>
+                    <pic:cNvPr id="1" name=""/>
                     <pic:cNvPicPr/>
                   </pic:nvPicPr>
                   <pic:blipFill>
-                    <a:blip r:embed="rId11"/>
+                    <a:blip r:embed="rId13"/>
                     <a:stretch>
                       <a:fillRect/>
                     </a:stretch>
@@ -12039,7 +12206,7 @@
                   <pic:spPr>
                     <a:xfrm>
                       <a:off x="0" y="0"/>
-                      <a:ext cx="5303520" cy="5303520"/>
+                      <a:ext cx="5309273" cy="2682363"/>
                     </a:xfrm>
                     <a:prstGeom prst="rect">
                       <a:avLst/>
@@ -12057,63 +12224,6 @@
         <w:jc w:val="center"/>
         <w:rPr>
           <w:rFonts w:ascii="Times New Roman" w:hAnsi="Times New Roman" w:cs="Times New Roman"/>
-          <w:i/>
-          <w:sz w:val="20"/>
-        </w:rPr>
-      </w:pPr>
-    </w:p>
-    <w:p>
-      <w:pPr>
-        <w:jc w:val="center"/>
-        <w:rPr>
-          <w:rFonts w:ascii="Times New Roman" w:hAnsi="Times New Roman" w:cs="Times New Roman"/>
-        </w:rPr>
-      </w:pPr>
-      <w:r>
-        <w:rPr>
-          <w:rFonts w:ascii="Times New Roman" w:hAnsi="Times New Roman" w:cs="Times New Roman"/>
-          <w:i/>
-          <w:sz w:val="20"/>
-        </w:rPr>
-        <w:t>Figure 4.5: High-Fidelity UI Mockup: Student / Faculty Workspace Dashboard</w:t>
-      </w:r>
-    </w:p>
-    <w:p>
-      <w:pPr>
-        <w:spacing w:before="400"/>
-        <w:rPr>
-          <w:rFonts w:ascii="Times New Roman" w:hAnsi="Times New Roman" w:cs="Times New Roman"/>
-        </w:rPr>
-      </w:pPr>
-    </w:p>
-    <w:p>
-      <w:pPr>
-        <w:spacing w:before="400"/>
-        <w:rPr>
-          <w:rFonts w:ascii="Times New Roman" w:hAnsi="Times New Roman" w:cs="Times New Roman"/>
-        </w:rPr>
-      </w:pPr>
-    </w:p>
-    <w:p>
-      <w:pPr>
-        <w:spacing w:before="400"/>
-        <w:rPr>
-          <w:rFonts w:ascii="Times New Roman" w:hAnsi="Times New Roman" w:cs="Times New Roman"/>
-        </w:rPr>
-      </w:pPr>
-    </w:p>
-    <w:p>
-      <w:pPr>
-        <w:spacing w:before="400"/>
-        <w:rPr>
-          <w:rFonts w:ascii="Times New Roman" w:hAnsi="Times New Roman" w:cs="Times New Roman"/>
-        </w:rPr>
-      </w:pPr>
-    </w:p>
-    <w:p>
-      <w:pPr>
-        <w:rPr>
-          <w:rFonts w:ascii="Times New Roman" w:hAnsi="Times New Roman" w:cs="Times New Roman"/>
         </w:rPr>
       </w:pPr>
       <w:r>
@@ -12123,10 +12233,10 @@
           <w:lang w:val="en-IN" w:eastAsia="en-IN" w:bidi="ta-IN"/>
         </w:rPr>
         <w:drawing>
-          <wp:inline distT="0" distB="0" distL="0" distR="0">
-            <wp:extent cx="5303520" cy="5303520"/>
-            <wp:effectExtent l="0" t="0" r="0" b="0"/>
-            <wp:docPr id="7" name="Picture 7"/>
+          <wp:inline distT="0" distB="0" distL="0" distR="0" wp14:anchorId="42B587F0" wp14:editId="51977D49">
+            <wp:extent cx="5267325" cy="2628395"/>
+            <wp:effectExtent l="0" t="0" r="0" b="635"/>
+            <wp:docPr id="9" name="Picture 9"/>
             <wp:cNvGraphicFramePr>
               <a:graphicFrameLocks xmlns:a="http://schemas.openxmlformats.org/drawingml/2006/main" noChangeAspect="1"/>
             </wp:cNvGraphicFramePr>
@@ -12134,11 +12244,11 @@
               <a:graphicData uri="http://schemas.openxmlformats.org/drawingml/2006/picture">
                 <pic:pic xmlns:pic="http://schemas.openxmlformats.org/drawingml/2006/picture">
                   <pic:nvPicPr>
-                    <pic:cNvPr id="0" name="admin_console_mockup.png"/>
+                    <pic:cNvPr id="1" name=""/>
                     <pic:cNvPicPr/>
                   </pic:nvPicPr>
                   <pic:blipFill>
-                    <a:blip r:embed="rId12"/>
+                    <a:blip r:embed="rId14"/>
                     <a:stretch>
                       <a:fillRect/>
                     </a:stretch>
@@ -12146,7 +12256,7 @@
                   <pic:spPr>
                     <a:xfrm>
                       <a:off x="0" y="0"/>
-                      <a:ext cx="5303520" cy="5303520"/>
+                      <a:ext cx="5295825" cy="2642617"/>
                     </a:xfrm>
                     <a:prstGeom prst="rect">
                       <a:avLst/>
@@ -12182,6 +12292,214 @@
           <w:i/>
           <w:sz w:val="20"/>
         </w:rPr>
+        <w:t>Figure 4.5: High-Fidelity UI Mockup: Student / Faculty Workspace Dashboard</w:t>
+      </w:r>
+    </w:p>
+    <w:p>
+      <w:pPr>
+        <w:spacing w:before="400"/>
+        <w:rPr>
+          <w:rFonts w:ascii="Times New Roman" w:hAnsi="Times New Roman" w:cs="Times New Roman"/>
+        </w:rPr>
+      </w:pPr>
+    </w:p>
+    <w:p>
+      <w:pPr>
+        <w:spacing w:before="400"/>
+        <w:rPr>
+          <w:rFonts w:ascii="Times New Roman" w:hAnsi="Times New Roman" w:cs="Times New Roman"/>
+        </w:rPr>
+      </w:pPr>
+    </w:p>
+    <w:p>
+      <w:pPr>
+        <w:spacing w:before="400"/>
+        <w:rPr>
+          <w:rFonts w:ascii="Times New Roman" w:hAnsi="Times New Roman" w:cs="Times New Roman"/>
+        </w:rPr>
+      </w:pPr>
+    </w:p>
+    <w:p>
+      <w:pPr>
+        <w:spacing w:before="400"/>
+        <w:rPr>
+          <w:rFonts w:ascii="Times New Roman" w:hAnsi="Times New Roman" w:cs="Times New Roman"/>
+        </w:rPr>
+      </w:pPr>
+    </w:p>
+    <w:p>
+      <w:pPr>
+        <w:jc w:val="center"/>
+        <w:rPr>
+          <w:rFonts w:ascii="Times New Roman" w:hAnsi="Times New Roman" w:cs="Times New Roman"/>
+        </w:rPr>
+      </w:pPr>
+      <w:r>
+        <w:rPr>
+          <w:rFonts w:ascii="Times New Roman" w:hAnsi="Times New Roman" w:cs="Times New Roman"/>
+          <w:noProof/>
+          <w:lang w:val="en-IN" w:eastAsia="en-IN" w:bidi="ta-IN"/>
+        </w:rPr>
+        <w:drawing>
+          <wp:inline distT="0" distB="0" distL="0" distR="0" wp14:anchorId="6FD48B79" wp14:editId="26B99C06">
+            <wp:extent cx="4362450" cy="2165715"/>
+            <wp:effectExtent l="0" t="0" r="0" b="6350"/>
+            <wp:docPr id="10" name="Picture 10"/>
+            <wp:cNvGraphicFramePr>
+              <a:graphicFrameLocks xmlns:a="http://schemas.openxmlformats.org/drawingml/2006/main" noChangeAspect="1"/>
+            </wp:cNvGraphicFramePr>
+            <a:graphic xmlns:a="http://schemas.openxmlformats.org/drawingml/2006/main">
+              <a:graphicData uri="http://schemas.openxmlformats.org/drawingml/2006/picture">
+                <pic:pic xmlns:pic="http://schemas.openxmlformats.org/drawingml/2006/picture">
+                  <pic:nvPicPr>
+                    <pic:cNvPr id="1" name=""/>
+                    <pic:cNvPicPr/>
+                  </pic:nvPicPr>
+                  <pic:blipFill>
+                    <a:blip r:embed="rId15"/>
+                    <a:stretch>
+                      <a:fillRect/>
+                    </a:stretch>
+                  </pic:blipFill>
+                  <pic:spPr>
+                    <a:xfrm>
+                      <a:off x="0" y="0"/>
+                      <a:ext cx="4393125" cy="2180944"/>
+                    </a:xfrm>
+                    <a:prstGeom prst="rect">
+                      <a:avLst/>
+                    </a:prstGeom>
+                  </pic:spPr>
+                </pic:pic>
+              </a:graphicData>
+            </a:graphic>
+          </wp:inline>
+        </w:drawing>
+      </w:r>
+    </w:p>
+    <w:p>
+      <w:pPr>
+        <w:jc w:val="center"/>
+        <w:rPr>
+          <w:rFonts w:ascii="Times New Roman" w:hAnsi="Times New Roman" w:cs="Times New Roman"/>
+        </w:rPr>
+      </w:pPr>
+      <w:r>
+        <w:rPr>
+          <w:rFonts w:ascii="Times New Roman" w:hAnsi="Times New Roman" w:cs="Times New Roman"/>
+          <w:noProof/>
+          <w:lang w:val="en-IN" w:eastAsia="en-IN" w:bidi="ta-IN"/>
+        </w:rPr>
+        <w:drawing>
+          <wp:inline distT="0" distB="0" distL="0" distR="0" wp14:anchorId="44A5ADDB" wp14:editId="60039724">
+            <wp:extent cx="4333875" cy="2173679"/>
+            <wp:effectExtent l="0" t="0" r="0" b="0"/>
+            <wp:docPr id="11" name="Picture 11"/>
+            <wp:cNvGraphicFramePr>
+              <a:graphicFrameLocks xmlns:a="http://schemas.openxmlformats.org/drawingml/2006/main" noChangeAspect="1"/>
+            </wp:cNvGraphicFramePr>
+            <a:graphic xmlns:a="http://schemas.openxmlformats.org/drawingml/2006/main">
+              <a:graphicData uri="http://schemas.openxmlformats.org/drawingml/2006/picture">
+                <pic:pic xmlns:pic="http://schemas.openxmlformats.org/drawingml/2006/picture">
+                  <pic:nvPicPr>
+                    <pic:cNvPr id="1" name=""/>
+                    <pic:cNvPicPr/>
+                  </pic:nvPicPr>
+                  <pic:blipFill>
+                    <a:blip r:embed="rId16"/>
+                    <a:stretch>
+                      <a:fillRect/>
+                    </a:stretch>
+                  </pic:blipFill>
+                  <pic:spPr>
+                    <a:xfrm>
+                      <a:off x="0" y="0"/>
+                      <a:ext cx="4371842" cy="2192722"/>
+                    </a:xfrm>
+                    <a:prstGeom prst="rect">
+                      <a:avLst/>
+                    </a:prstGeom>
+                  </pic:spPr>
+                </pic:pic>
+              </a:graphicData>
+            </a:graphic>
+          </wp:inline>
+        </w:drawing>
+      </w:r>
+    </w:p>
+    <w:p>
+      <w:pPr>
+        <w:jc w:val="center"/>
+        <w:rPr>
+          <w:rFonts w:ascii="Times New Roman" w:hAnsi="Times New Roman" w:cs="Times New Roman"/>
+        </w:rPr>
+      </w:pPr>
+      <w:r>
+        <w:rPr>
+          <w:rFonts w:ascii="Times New Roman" w:hAnsi="Times New Roman" w:cs="Times New Roman"/>
+          <w:noProof/>
+          <w:lang w:val="en-IN" w:eastAsia="en-IN" w:bidi="ta-IN"/>
+        </w:rPr>
+        <w:drawing>
+          <wp:inline distT="0" distB="0" distL="0" distR="0" wp14:anchorId="5C84BF58" wp14:editId="192A5433">
+            <wp:extent cx="4305300" cy="2155520"/>
+            <wp:effectExtent l="0" t="0" r="0" b="0"/>
+            <wp:docPr id="12" name="Picture 12"/>
+            <wp:cNvGraphicFramePr>
+              <a:graphicFrameLocks xmlns:a="http://schemas.openxmlformats.org/drawingml/2006/main" noChangeAspect="1"/>
+            </wp:cNvGraphicFramePr>
+            <a:graphic xmlns:a="http://schemas.openxmlformats.org/drawingml/2006/main">
+              <a:graphicData uri="http://schemas.openxmlformats.org/drawingml/2006/picture">
+                <pic:pic xmlns:pic="http://schemas.openxmlformats.org/drawingml/2006/picture">
+                  <pic:nvPicPr>
+                    <pic:cNvPr id="1" name=""/>
+                    <pic:cNvPicPr/>
+                  </pic:nvPicPr>
+                  <pic:blipFill>
+                    <a:blip r:embed="rId17"/>
+                    <a:stretch>
+                      <a:fillRect/>
+                    </a:stretch>
+                  </pic:blipFill>
+                  <pic:spPr>
+                    <a:xfrm>
+                      <a:off x="0" y="0"/>
+                      <a:ext cx="4314965" cy="2160359"/>
+                    </a:xfrm>
+                    <a:prstGeom prst="rect">
+                      <a:avLst/>
+                    </a:prstGeom>
+                  </pic:spPr>
+                </pic:pic>
+              </a:graphicData>
+            </a:graphic>
+          </wp:inline>
+        </w:drawing>
+      </w:r>
+    </w:p>
+    <w:p>
+      <w:pPr>
+        <w:jc w:val="center"/>
+        <w:rPr>
+          <w:rFonts w:ascii="Times New Roman" w:hAnsi="Times New Roman" w:cs="Times New Roman"/>
+          <w:i/>
+          <w:sz w:val="20"/>
+        </w:rPr>
+      </w:pPr>
+    </w:p>
+    <w:p>
+      <w:pPr>
+        <w:jc w:val="center"/>
+        <w:rPr>
+          <w:rFonts w:ascii="Times New Roman" w:hAnsi="Times New Roman" w:cs="Times New Roman"/>
+        </w:rPr>
+      </w:pPr>
+      <w:r>
+        <w:rPr>
+          <w:rFonts w:ascii="Times New Roman" w:hAnsi="Times New Roman" w:cs="Times New Roman"/>
+          <w:i/>
+          <w:sz w:val="20"/>
+        </w:rPr>
         <w:t>Figure 4.6: High-Fidelity UI Mockup: Admin Control Panel &amp; Log Traverser</w:t>
       </w:r>
     </w:p>
@@ -13206,13 +13524,94 @@
       </w:r>
     </w:p>
     <w:sectPr>
+      <w:footerReference w:type="default" r:id="rId18"/>
       <w:pgSz w:w="12240" w:h="15840"/>
       <w:pgMar w:top="993" w:right="1440" w:bottom="1440" w:left="1800" w:header="720" w:footer="720" w:gutter="0"/>
+      <w:pgNumType w:start="1"/>
       <w:cols w:space="720"/>
       <w:docGrid w:linePitch="360"/>
     </w:sectPr>
   </w:body>
 </w:document>
+</file>
+
+<file path=word/endnotes.xml><?xml version="1.0" encoding="utf-8"?>
+<w:endnotes xmlns:wpc="http://schemas.microsoft.com/office/word/2010/wordprocessingCanvas" xmlns:cx="http://schemas.microsoft.com/office/drawing/2014/chartex" xmlns:cx1="http://schemas.microsoft.com/office/drawing/2015/9/8/chartex" xmlns:mc="http://schemas.openxmlformats.org/markup-compatibility/2006" xmlns:o="urn:schemas-microsoft-com:office:office" xmlns:r="http://schemas.openxmlformats.org/officeDocument/2006/relationships" xmlns:m="http://schemas.openxmlformats.org/officeDocument/2006/math" xmlns:v="urn:schemas-microsoft-com:vml" xmlns:wp14="http://schemas.microsoft.com/office/word/2010/wordprocessingDrawing" xmlns:wp="http://schemas.openxmlformats.org/drawingml/2006/wordprocessingDrawing" xmlns:w10="urn:schemas-microsoft-com:office:word" xmlns:w="http://schemas.openxmlformats.org/wordprocessingml/2006/main" xmlns:w14="http://schemas.microsoft.com/office/word/2010/wordml" xmlns:w15="http://schemas.microsoft.com/office/word/2012/wordml" xmlns:w16se="http://schemas.microsoft.com/office/word/2015/wordml/symex" xmlns:wpg="http://schemas.microsoft.com/office/word/2010/wordprocessingGroup" xmlns:wpi="http://schemas.microsoft.com/office/word/2010/wordprocessingInk" xmlns:wne="http://schemas.microsoft.com/office/word/2006/wordml" xmlns:wps="http://schemas.microsoft.com/office/word/2010/wordprocessingShape" mc:Ignorable="w14 w15 w16se wp14">
+  <w:endnote w:type="separator" w:id="-1">
+    <w:p>
+      <w:pPr>
+        <w:spacing w:after="0" w:line="240" w:lineRule="auto"/>
+      </w:pPr>
+      <w:r>
+        <w:separator/>
+      </w:r>
+    </w:p>
+  </w:endnote>
+  <w:endnote w:type="continuationSeparator" w:id="0">
+    <w:p>
+      <w:pPr>
+        <w:spacing w:after="0" w:line="240" w:lineRule="auto"/>
+      </w:pPr>
+      <w:r>
+        <w:continuationSeparator/>
+      </w:r>
+    </w:p>
+  </w:endnote>
+</w:endnotes>
+</file>
+
+<file path=word/footer1.xml><?xml version="1.0" encoding="utf-8"?>
+<w:ftr xmlns:wpc="http://schemas.microsoft.com/office/word/2010/wordprocessingCanvas" xmlns:cx="http://schemas.microsoft.com/office/drawing/2014/chartex" xmlns:cx1="http://schemas.microsoft.com/office/drawing/2015/9/8/chartex" xmlns:mc="http://schemas.openxmlformats.org/markup-compatibility/2006" xmlns:o="urn:schemas-microsoft-com:office:office" xmlns:r="http://schemas.openxmlformats.org/officeDocument/2006/relationships" xmlns:m="http://schemas.openxmlformats.org/officeDocument/2006/math" xmlns:v="urn:schemas-microsoft-com:vml" xmlns:wp14="http://schemas.microsoft.com/office/word/2010/wordprocessingDrawing" xmlns:wp="http://schemas.openxmlformats.org/drawingml/2006/wordprocessingDrawing" xmlns:w10="urn:schemas-microsoft-com:office:word" xmlns:w="http://schemas.openxmlformats.org/wordprocessingml/2006/main" xmlns:w14="http://schemas.microsoft.com/office/word/2010/wordml" xmlns:w15="http://schemas.microsoft.com/office/word/2012/wordml" xmlns:w16se="http://schemas.microsoft.com/office/word/2015/wordml/symex" xmlns:wpg="http://schemas.microsoft.com/office/word/2010/wordprocessingGroup" xmlns:wpi="http://schemas.microsoft.com/office/word/2010/wordprocessingInk" xmlns:wne="http://schemas.microsoft.com/office/word/2006/wordml" xmlns:wps="http://schemas.microsoft.com/office/word/2010/wordprocessingShape" mc:Ignorable="w14 w15 w16se wp14">
+  <w:p>
+    <w:pPr>
+      <w:pStyle w:val="Footer"/>
+      <w:jc w:val="center"/>
+    </w:pPr>
+    <w:r>
+      <w:fldChar w:fldCharType="begin"/>
+    </w:r>
+    <w:r>
+      <w:instrText>PAGE</w:instrText>
+    </w:r>
+    <w:r>
+      <w:fldChar w:fldCharType="separate"/>
+    </w:r>
+    <w:r>
+      <w:rPr>
+        <w:noProof/>
+      </w:rPr>
+      <w:t>11</w:t>
+    </w:r>
+    <w:r>
+      <w:fldChar w:fldCharType="end"/>
+    </w:r>
+  </w:p>
+</w:ftr>
+</file>
+
+<file path=word/footnotes.xml><?xml version="1.0" encoding="utf-8"?>
+<w:footnotes xmlns:wpc="http://schemas.microsoft.com/office/word/2010/wordprocessingCanvas" xmlns:cx="http://schemas.microsoft.com/office/drawing/2014/chartex" xmlns:cx1="http://schemas.microsoft.com/office/drawing/2015/9/8/chartex" xmlns:mc="http://schemas.openxmlformats.org/markup-compatibility/2006" xmlns:o="urn:schemas-microsoft-com:office:office" xmlns:r="http://schemas.openxmlformats.org/officeDocument/2006/relationships" xmlns:m="http://schemas.openxmlformats.org/officeDocument/2006/math" xmlns:v="urn:schemas-microsoft-com:vml" xmlns:wp14="http://schemas.microsoft.com/office/word/2010/wordprocessingDrawing" xmlns:wp="http://schemas.openxmlformats.org/drawingml/2006/wordprocessingDrawing" xmlns:w10="urn:schemas-microsoft-com:office:word" xmlns:w="http://schemas.openxmlformats.org/wordprocessingml/2006/main" xmlns:w14="http://schemas.microsoft.com/office/word/2010/wordml" xmlns:w15="http://schemas.microsoft.com/office/word/2012/wordml" xmlns:w16se="http://schemas.microsoft.com/office/word/2015/wordml/symex" xmlns:wpg="http://schemas.microsoft.com/office/word/2010/wordprocessingGroup" xmlns:wpi="http://schemas.microsoft.com/office/word/2010/wordprocessingInk" xmlns:wne="http://schemas.microsoft.com/office/word/2006/wordml" xmlns:wps="http://schemas.microsoft.com/office/word/2010/wordprocessingShape" mc:Ignorable="w14 w15 w16se wp14">
+  <w:footnote w:type="separator" w:id="-1">
+    <w:p>
+      <w:pPr>
+        <w:spacing w:after="0" w:line="240" w:lineRule="auto"/>
+      </w:pPr>
+      <w:r>
+        <w:separator/>
+      </w:r>
+    </w:p>
+  </w:footnote>
+  <w:footnote w:type="continuationSeparator" w:id="0">
+    <w:p>
+      <w:pPr>
+        <w:spacing w:after="0" w:line="240" w:lineRule="auto"/>
+      </w:pPr>
+      <w:r>
+        <w:continuationSeparator/>
+      </w:r>
+    </w:p>
+  </w:footnote>
+</w:footnotes>
 </file>
 
 <file path=word/numbering.xml><?xml version="1.0" encoding="utf-8"?>
@@ -25121,7 +25520,7 @@
 </file>
 
 <file path=customXml/itemProps1.xml><?xml version="1.0" encoding="utf-8"?>
-<ds:datastoreItem xmlns:ds="http://schemas.openxmlformats.org/officeDocument/2006/customXml" ds:itemID="{71F7A1B1-68AD-4661-89BE-64393E6F7669}">
+<ds:datastoreItem xmlns:ds="http://schemas.openxmlformats.org/officeDocument/2006/customXml" ds:itemID="{247D5F11-B790-4262-B93E-941DE63EED40}">
   <ds:schemaRefs>
     <ds:schemaRef ds:uri="http://schemas.openxmlformats.org/officeDocument/2006/bibliography"/>
   </ds:schemaRefs>

--- a/SECURE_CAMPUS_FILE_SHARING_AND_DOCUMENT_MANAGEMENT_SYSTEM.docx
+++ b/SECURE_CAMPUS_FILE_SHARING_AND_DOCUMENT_MANAGEMENT_SYSTEM.docx
@@ -58,10 +58,12 @@
           <w:sz w:val="24"/>
           <w:szCs w:val="24"/>
         </w:rPr>
-        <w:t xml:space="preserve">Project report submitted to </w:t>
-      </w:r>
-      <w:proofErr w:type="spellStart"/>
-      <w:r>
+        <w:t>Project report submitted to Bharathiar University in partial fulfilment of the requirements for the award of the Degree</w:t>
+      </w:r>
+    </w:p>
+    <w:p>
+      <w:pPr>
+        <w:jc w:val="center"/>
         <w:rPr>
           <w:rFonts w:ascii="Times New Roman" w:hAnsi="Times New Roman" w:cs="Times New Roman"/>
           <w:b/>
@@ -69,9 +71,16 @@
           <w:sz w:val="24"/>
           <w:szCs w:val="24"/>
         </w:rPr>
-        <w:t>Bharathiar</w:t>
-      </w:r>
-      <w:proofErr w:type="spellEnd"/>
+      </w:pPr>
+      <w:r>
+        <w:rPr>
+          <w:rFonts w:ascii="Times New Roman" w:hAnsi="Times New Roman" w:cs="Times New Roman"/>
+          <w:i/>
+          <w:sz w:val="24"/>
+          <w:szCs w:val="24"/>
+        </w:rPr>
+        <w:t xml:space="preserve"> </w:t>
+      </w:r>
       <w:r>
         <w:rPr>
           <w:rFonts w:ascii="Times New Roman" w:hAnsi="Times New Roman" w:cs="Times New Roman"/>
@@ -80,50 +89,7 @@
           <w:sz w:val="24"/>
           <w:szCs w:val="24"/>
         </w:rPr>
-        <w:t xml:space="preserve"> University in partial fulfilment of the requirements for the award of the Degree</w:t>
-      </w:r>
-    </w:p>
-    <w:p>
-      <w:pPr>
-        <w:jc w:val="center"/>
-        <w:rPr>
-          <w:rFonts w:ascii="Times New Roman" w:hAnsi="Times New Roman" w:cs="Times New Roman"/>
-          <w:b/>
-          <w:i/>
-          <w:sz w:val="24"/>
-          <w:szCs w:val="24"/>
-        </w:rPr>
-      </w:pPr>
-      <w:r>
-        <w:rPr>
-          <w:rFonts w:ascii="Times New Roman" w:hAnsi="Times New Roman" w:cs="Times New Roman"/>
-          <w:i/>
-          <w:sz w:val="24"/>
-          <w:szCs w:val="24"/>
-        </w:rPr>
-        <w:t xml:space="preserve"> </w:t>
-      </w:r>
-      <w:proofErr w:type="gramStart"/>
-      <w:r>
-        <w:rPr>
-          <w:rFonts w:ascii="Times New Roman" w:hAnsi="Times New Roman" w:cs="Times New Roman"/>
-          <w:b/>
-          <w:i/>
-          <w:sz w:val="24"/>
-          <w:szCs w:val="24"/>
-        </w:rPr>
-        <w:t>of</w:t>
-      </w:r>
-      <w:proofErr w:type="gramEnd"/>
-      <w:r>
-        <w:rPr>
-          <w:rFonts w:ascii="Times New Roman" w:hAnsi="Times New Roman" w:cs="Times New Roman"/>
-          <w:b/>
-          <w:i/>
-          <w:sz w:val="24"/>
-          <w:szCs w:val="24"/>
-        </w:rPr>
-        <w:t xml:space="preserve"> </w:t>
+        <w:t xml:space="preserve">of </w:t>
       </w:r>
     </w:p>
     <w:p>
@@ -371,7 +337,6 @@
           <w:szCs w:val="24"/>
         </w:rPr>
       </w:pPr>
-      <w:proofErr w:type="spellStart"/>
       <w:r>
         <w:rPr>
           <w:rFonts w:ascii="Times New Roman" w:hAnsi="Times New Roman" w:cs="Times New Roman"/>
@@ -379,77 +344,7 @@
           <w:sz w:val="24"/>
           <w:szCs w:val="24"/>
         </w:rPr>
-        <w:t>Puratchi</w:t>
-      </w:r>
-      <w:proofErr w:type="spellEnd"/>
-      <w:r>
-        <w:rPr>
-          <w:rFonts w:ascii="Times New Roman" w:hAnsi="Times New Roman" w:cs="Times New Roman"/>
-          <w:b/>
-          <w:sz w:val="24"/>
-          <w:szCs w:val="24"/>
-        </w:rPr>
-        <w:t xml:space="preserve"> </w:t>
-      </w:r>
-      <w:proofErr w:type="spellStart"/>
-      <w:r>
-        <w:rPr>
-          <w:rFonts w:ascii="Times New Roman" w:hAnsi="Times New Roman" w:cs="Times New Roman"/>
-          <w:b/>
-          <w:sz w:val="24"/>
-          <w:szCs w:val="24"/>
-        </w:rPr>
-        <w:t>Thalaivi</w:t>
-      </w:r>
-      <w:proofErr w:type="spellEnd"/>
-      <w:r>
-        <w:rPr>
-          <w:rFonts w:ascii="Times New Roman" w:hAnsi="Times New Roman" w:cs="Times New Roman"/>
-          <w:b/>
-          <w:sz w:val="24"/>
-          <w:szCs w:val="24"/>
-        </w:rPr>
-        <w:t xml:space="preserve"> </w:t>
-      </w:r>
-      <w:proofErr w:type="spellStart"/>
-      <w:r>
-        <w:rPr>
-          <w:rFonts w:ascii="Times New Roman" w:hAnsi="Times New Roman" w:cs="Times New Roman"/>
-          <w:b/>
-          <w:sz w:val="24"/>
-          <w:szCs w:val="24"/>
-        </w:rPr>
-        <w:t>Amma</w:t>
-      </w:r>
-      <w:proofErr w:type="spellEnd"/>
-      <w:r>
-        <w:rPr>
-          <w:rFonts w:ascii="Times New Roman" w:hAnsi="Times New Roman" w:cs="Times New Roman"/>
-          <w:b/>
-          <w:sz w:val="24"/>
-          <w:szCs w:val="24"/>
-        </w:rPr>
-        <w:t xml:space="preserve"> Government Arts and Science College, </w:t>
-      </w:r>
-      <w:proofErr w:type="spellStart"/>
-      <w:r>
-        <w:rPr>
-          <w:rFonts w:ascii="Times New Roman" w:hAnsi="Times New Roman" w:cs="Times New Roman"/>
-          <w:b/>
-          <w:sz w:val="24"/>
-          <w:szCs w:val="24"/>
-        </w:rPr>
-        <w:t>Palladam</w:t>
-      </w:r>
-      <w:proofErr w:type="spellEnd"/>
-      <w:r>
-        <w:rPr>
-          <w:rFonts w:ascii="Times New Roman" w:hAnsi="Times New Roman" w:cs="Times New Roman"/>
-          <w:b/>
-          <w:sz w:val="24"/>
-          <w:szCs w:val="24"/>
-        </w:rPr>
-        <w:t xml:space="preserve"> - 641664. </w:t>
+        <w:t xml:space="preserve">Puratchi Thalaivi Amma Government Arts and Science College, Palladam - 641664. </w:t>
       </w:r>
     </w:p>
     <w:p>
@@ -771,7 +666,6 @@
         </w:rPr>
         <w:t xml:space="preserve"> </w:t>
       </w:r>
-      <w:proofErr w:type="gramStart"/>
       <w:r>
         <w:rPr>
           <w:rFonts w:ascii="Times New Roman" w:hAnsi="Times New Roman" w:cs="Times New Roman"/>
@@ -780,10 +674,52 @@
           <w:sz w:val="24"/>
           <w:szCs w:val="24"/>
         </w:rPr>
-        <w:t>of</w:t>
-      </w:r>
-      <w:proofErr w:type="gramEnd"/>
-      <w:r>
+        <w:t xml:space="preserve">of </w:t>
+      </w:r>
+    </w:p>
+    <w:p>
+      <w:pPr>
+        <w:jc w:val="center"/>
+        <w:rPr>
+          <w:rFonts w:ascii="Times New Roman" w:hAnsi="Times New Roman" w:cs="Times New Roman"/>
+          <w:b/>
+          <w:color w:val="FF0000"/>
+          <w:sz w:val="24"/>
+          <w:szCs w:val="24"/>
+        </w:rPr>
+      </w:pPr>
+      <w:r>
+        <w:rPr>
+          <w:rFonts w:ascii="Times New Roman" w:hAnsi="Times New Roman" w:cs="Times New Roman"/>
+          <w:b/>
+          <w:color w:val="FF0000"/>
+          <w:sz w:val="24"/>
+          <w:szCs w:val="24"/>
+        </w:rPr>
+        <w:t>MASTER OF COMPUTER APPLICATIONS</w:t>
+      </w:r>
+    </w:p>
+    <w:p>
+      <w:pPr>
+        <w:rPr>
+          <w:rFonts w:ascii="Times New Roman" w:hAnsi="Times New Roman" w:cs="Times New Roman"/>
+          <w:sz w:val="24"/>
+          <w:szCs w:val="24"/>
+        </w:rPr>
+      </w:pPr>
+    </w:p>
+    <w:p>
+      <w:pPr>
+        <w:rPr>
+          <w:rFonts w:ascii="Times New Roman" w:hAnsi="Times New Roman" w:cs="Times New Roman"/>
+          <w:sz w:val="24"/>
+          <w:szCs w:val="24"/>
+        </w:rPr>
+      </w:pPr>
+    </w:p>
+    <w:p>
+      <w:pPr>
+        <w:jc w:val="center"/>
         <w:rPr>
           <w:rFonts w:ascii="Times New Roman" w:hAnsi="Times New Roman" w:cs="Times New Roman"/>
           <w:b/>
@@ -791,11 +727,22 @@
           <w:sz w:val="24"/>
           <w:szCs w:val="24"/>
         </w:rPr>
-        <w:t xml:space="preserve"> </w:t>
-      </w:r>
-    </w:p>
-    <w:p>
-      <w:pPr>
+      </w:pPr>
+      <w:r>
+        <w:rPr>
+          <w:rFonts w:ascii="Times New Roman" w:hAnsi="Times New Roman" w:cs="Times New Roman"/>
+          <w:b/>
+          <w:i/>
+          <w:sz w:val="24"/>
+          <w:szCs w:val="24"/>
+        </w:rPr>
+        <w:t>Under the guidance of</w:t>
+      </w:r>
+    </w:p>
+    <w:p>
+      <w:pPr>
+        <w:pStyle w:val="NoSpacing"/>
+        <w:spacing w:line="360" w:lineRule="auto"/>
         <w:jc w:val="center"/>
         <w:rPr>
           <w:rFonts w:ascii="Times New Roman" w:hAnsi="Times New Roman" w:cs="Times New Roman"/>
@@ -813,47 +760,7 @@
           <w:sz w:val="24"/>
           <w:szCs w:val="24"/>
         </w:rPr>
-        <w:t>MASTER OF COMPUTER APPLICATIONS</w:t>
-      </w:r>
-    </w:p>
-    <w:p>
-      <w:pPr>
-        <w:rPr>
-          <w:rFonts w:ascii="Times New Roman" w:hAnsi="Times New Roman" w:cs="Times New Roman"/>
-          <w:sz w:val="24"/>
-          <w:szCs w:val="24"/>
-        </w:rPr>
-      </w:pPr>
-    </w:p>
-    <w:p>
-      <w:pPr>
-        <w:rPr>
-          <w:rFonts w:ascii="Times New Roman" w:hAnsi="Times New Roman" w:cs="Times New Roman"/>
-          <w:sz w:val="24"/>
-          <w:szCs w:val="24"/>
-        </w:rPr>
-      </w:pPr>
-    </w:p>
-    <w:p>
-      <w:pPr>
-        <w:jc w:val="center"/>
-        <w:rPr>
-          <w:rFonts w:ascii="Times New Roman" w:hAnsi="Times New Roman" w:cs="Times New Roman"/>
-          <w:b/>
-          <w:i/>
-          <w:sz w:val="24"/>
-          <w:szCs w:val="24"/>
-        </w:rPr>
-      </w:pPr>
-      <w:r>
-        <w:rPr>
-          <w:rFonts w:ascii="Times New Roman" w:hAnsi="Times New Roman" w:cs="Times New Roman"/>
-          <w:b/>
-          <w:i/>
-          <w:sz w:val="24"/>
-          <w:szCs w:val="24"/>
-        </w:rPr>
-        <w:t>Under the guidance of</w:t>
+        <w:t>Dr. K. KARTHIKEYAN, MSc., MPhil., PhD., SET.,</w:t>
       </w:r>
     </w:p>
     <w:p>
@@ -864,7 +771,6 @@
         <w:rPr>
           <w:rFonts w:ascii="Times New Roman" w:hAnsi="Times New Roman" w:cs="Times New Roman"/>
           <w:b/>
-          <w:color w:val="FF0000"/>
           <w:sz w:val="24"/>
           <w:szCs w:val="24"/>
         </w:rPr>
@@ -873,11 +779,10 @@
         <w:rPr>
           <w:rFonts w:ascii="Times New Roman" w:hAnsi="Times New Roman" w:cs="Times New Roman"/>
           <w:b/>
-          <w:color w:val="FF0000"/>
           <w:sz w:val="24"/>
           <w:szCs w:val="24"/>
         </w:rPr>
-        <w:t>Dr. K. KARTHIKEYAN, MSc., MPhil., PhD., SET.,</w:t>
+        <w:t>Assistant Professor of Computer Science,</w:t>
       </w:r>
     </w:p>
     <w:p>
@@ -899,12 +804,11 @@
           <w:sz w:val="24"/>
           <w:szCs w:val="24"/>
         </w:rPr>
-        <w:t>Assistant Professor of Computer Science,</w:t>
-      </w:r>
-    </w:p>
-    <w:p>
-      <w:pPr>
-        <w:pStyle w:val="NoSpacing"/>
+        <w:t>Department of Computer Science,</w:t>
+      </w:r>
+    </w:p>
+    <w:p>
+      <w:pPr>
         <w:spacing w:line="360" w:lineRule="auto"/>
         <w:jc w:val="center"/>
         <w:rPr>
@@ -921,7 +825,7 @@
           <w:sz w:val="24"/>
           <w:szCs w:val="24"/>
         </w:rPr>
-        <w:t>Department of Computer Science,</w:t>
+        <w:t xml:space="preserve">Puratchi Thalaivi Amma Government Arts and Science College, Palladam - 641664. </w:t>
       </w:r>
     </w:p>
     <w:p>
@@ -935,17 +839,47 @@
           <w:szCs w:val="24"/>
         </w:rPr>
       </w:pPr>
-      <w:proofErr w:type="spellStart"/>
-      <w:r>
+    </w:p>
+    <w:p>
+      <w:pPr>
+        <w:spacing w:line="360" w:lineRule="auto"/>
+        <w:jc w:val="center"/>
+        <w:rPr>
+          <w:rFonts w:ascii="Times New Roman" w:hAnsi="Times New Roman" w:cs="Times New Roman"/>
+          <w:sz w:val="24"/>
+          <w:szCs w:val="24"/>
+        </w:rPr>
+      </w:pPr>
+    </w:p>
+    <w:p>
+      <w:pPr>
+        <w:rPr>
+          <w:rFonts w:ascii="Times New Roman" w:hAnsi="Times New Roman" w:cs="Times New Roman"/>
+          <w:sz w:val="24"/>
+          <w:szCs w:val="24"/>
+        </w:rPr>
+      </w:pPr>
+    </w:p>
+    <w:p>
+      <w:pPr>
+        <w:jc w:val="center"/>
+        <w:rPr>
+          <w:rFonts w:ascii="Times New Roman" w:hAnsi="Times New Roman" w:cs="Times New Roman"/>
+          <w:sz w:val="24"/>
+          <w:szCs w:val="24"/>
+        </w:rPr>
+      </w:pPr>
+    </w:p>
+    <w:p>
+      <w:pPr>
+        <w:jc w:val="center"/>
         <w:rPr>
           <w:rFonts w:ascii="Times New Roman" w:hAnsi="Times New Roman" w:cs="Times New Roman"/>
           <w:b/>
           <w:sz w:val="24"/>
           <w:szCs w:val="24"/>
         </w:rPr>
-        <w:t>Puratchi</w:t>
-      </w:r>
-      <w:proofErr w:type="spellEnd"/>
+      </w:pPr>
       <w:r>
         <w:rPr>
           <w:rFonts w:ascii="Times New Roman" w:hAnsi="Times New Roman" w:cs="Times New Roman"/>
@@ -953,19 +887,19 @@
           <w:sz w:val="24"/>
           <w:szCs w:val="24"/>
         </w:rPr>
-        <w:t xml:space="preserve"> </w:t>
-      </w:r>
-      <w:proofErr w:type="spellStart"/>
-      <w:r>
+        <w:t>CENTRE FOR DISTANCE AND ONLINE EDUCATION</w:t>
+      </w:r>
+    </w:p>
+    <w:p>
+      <w:pPr>
+        <w:jc w:val="center"/>
         <w:rPr>
           <w:rFonts w:ascii="Times New Roman" w:hAnsi="Times New Roman" w:cs="Times New Roman"/>
           <w:b/>
           <w:sz w:val="24"/>
           <w:szCs w:val="24"/>
         </w:rPr>
-        <w:t>Thalaivi</w:t>
-      </w:r>
-      <w:proofErr w:type="spellEnd"/>
+      </w:pPr>
       <w:r>
         <w:rPr>
           <w:rFonts w:ascii="Times New Roman" w:hAnsi="Times New Roman" w:cs="Times New Roman"/>
@@ -973,19 +907,19 @@
           <w:sz w:val="24"/>
           <w:szCs w:val="24"/>
         </w:rPr>
-        <w:t xml:space="preserve"> </w:t>
-      </w:r>
-      <w:proofErr w:type="spellStart"/>
-      <w:r>
+        <w:t>BHARATHIAR UNIVERSITY</w:t>
+      </w:r>
+    </w:p>
+    <w:p>
+      <w:pPr>
+        <w:jc w:val="center"/>
         <w:rPr>
           <w:rFonts w:ascii="Times New Roman" w:hAnsi="Times New Roman" w:cs="Times New Roman"/>
           <w:b/>
           <w:sz w:val="24"/>
           <w:szCs w:val="24"/>
         </w:rPr>
-        <w:t>Amma</w:t>
-      </w:r>
-      <w:proofErr w:type="spellEnd"/>
+      </w:pPr>
       <w:r>
         <w:rPr>
           <w:rFonts w:ascii="Times New Roman" w:hAnsi="Times New Roman" w:cs="Times New Roman"/>
@@ -993,19 +927,19 @@
           <w:sz w:val="24"/>
           <w:szCs w:val="24"/>
         </w:rPr>
-        <w:t xml:space="preserve"> Government Arts and Science College, </w:t>
-      </w:r>
-      <w:proofErr w:type="spellStart"/>
-      <w:r>
+        <w:t>COIMBATORE 641 046</w:t>
+      </w:r>
+    </w:p>
+    <w:p>
+      <w:pPr>
+        <w:jc w:val="center"/>
         <w:rPr>
           <w:rFonts w:ascii="Times New Roman" w:hAnsi="Times New Roman" w:cs="Times New Roman"/>
           <w:b/>
           <w:sz w:val="24"/>
           <w:szCs w:val="24"/>
         </w:rPr>
-        <w:t>Palladam</w:t>
-      </w:r>
-      <w:proofErr w:type="spellEnd"/>
+      </w:pPr>
       <w:r>
         <w:rPr>
           <w:rFonts w:ascii="Times New Roman" w:hAnsi="Times New Roman" w:cs="Times New Roman"/>
@@ -1013,128 +947,6 @@
           <w:sz w:val="24"/>
           <w:szCs w:val="24"/>
         </w:rPr>
-        <w:t xml:space="preserve"> - 641664. </w:t>
-      </w:r>
-    </w:p>
-    <w:p>
-      <w:pPr>
-        <w:spacing w:line="360" w:lineRule="auto"/>
-        <w:jc w:val="center"/>
-        <w:rPr>
-          <w:rFonts w:ascii="Times New Roman" w:hAnsi="Times New Roman" w:cs="Times New Roman"/>
-          <w:b/>
-          <w:sz w:val="24"/>
-          <w:szCs w:val="24"/>
-        </w:rPr>
-      </w:pPr>
-    </w:p>
-    <w:p>
-      <w:pPr>
-        <w:spacing w:line="360" w:lineRule="auto"/>
-        <w:jc w:val="center"/>
-        <w:rPr>
-          <w:rFonts w:ascii="Times New Roman" w:hAnsi="Times New Roman" w:cs="Times New Roman"/>
-          <w:sz w:val="24"/>
-          <w:szCs w:val="24"/>
-        </w:rPr>
-      </w:pPr>
-    </w:p>
-    <w:p>
-      <w:pPr>
-        <w:rPr>
-          <w:rFonts w:ascii="Times New Roman" w:hAnsi="Times New Roman" w:cs="Times New Roman"/>
-          <w:sz w:val="24"/>
-          <w:szCs w:val="24"/>
-        </w:rPr>
-      </w:pPr>
-    </w:p>
-    <w:p>
-      <w:pPr>
-        <w:jc w:val="center"/>
-        <w:rPr>
-          <w:rFonts w:ascii="Times New Roman" w:hAnsi="Times New Roman" w:cs="Times New Roman"/>
-          <w:sz w:val="24"/>
-          <w:szCs w:val="24"/>
-        </w:rPr>
-      </w:pPr>
-    </w:p>
-    <w:p>
-      <w:pPr>
-        <w:jc w:val="center"/>
-        <w:rPr>
-          <w:rFonts w:ascii="Times New Roman" w:hAnsi="Times New Roman" w:cs="Times New Roman"/>
-          <w:b/>
-          <w:sz w:val="24"/>
-          <w:szCs w:val="24"/>
-        </w:rPr>
-      </w:pPr>
-      <w:r>
-        <w:rPr>
-          <w:rFonts w:ascii="Times New Roman" w:hAnsi="Times New Roman" w:cs="Times New Roman"/>
-          <w:b/>
-          <w:sz w:val="24"/>
-          <w:szCs w:val="24"/>
-        </w:rPr>
-        <w:t>CENTRE FOR DISTANCE AND ONLINE EDUCATION</w:t>
-      </w:r>
-    </w:p>
-    <w:p>
-      <w:pPr>
-        <w:jc w:val="center"/>
-        <w:rPr>
-          <w:rFonts w:ascii="Times New Roman" w:hAnsi="Times New Roman" w:cs="Times New Roman"/>
-          <w:b/>
-          <w:sz w:val="24"/>
-          <w:szCs w:val="24"/>
-        </w:rPr>
-      </w:pPr>
-      <w:r>
-        <w:rPr>
-          <w:rFonts w:ascii="Times New Roman" w:hAnsi="Times New Roman" w:cs="Times New Roman"/>
-          <w:b/>
-          <w:sz w:val="24"/>
-          <w:szCs w:val="24"/>
-        </w:rPr>
-        <w:t>BHARATHIAR UNIVERSITY</w:t>
-      </w:r>
-    </w:p>
-    <w:p>
-      <w:pPr>
-        <w:jc w:val="center"/>
-        <w:rPr>
-          <w:rFonts w:ascii="Times New Roman" w:hAnsi="Times New Roman" w:cs="Times New Roman"/>
-          <w:b/>
-          <w:sz w:val="24"/>
-          <w:szCs w:val="24"/>
-        </w:rPr>
-      </w:pPr>
-      <w:r>
-        <w:rPr>
-          <w:rFonts w:ascii="Times New Roman" w:hAnsi="Times New Roman" w:cs="Times New Roman"/>
-          <w:b/>
-          <w:sz w:val="24"/>
-          <w:szCs w:val="24"/>
-        </w:rPr>
-        <w:t>COIMBATORE 641 046</w:t>
-      </w:r>
-    </w:p>
-    <w:p>
-      <w:pPr>
-        <w:jc w:val="center"/>
-        <w:rPr>
-          <w:rFonts w:ascii="Times New Roman" w:hAnsi="Times New Roman" w:cs="Times New Roman"/>
-          <w:b/>
-          <w:sz w:val="24"/>
-          <w:szCs w:val="24"/>
-        </w:rPr>
-      </w:pPr>
-      <w:r>
-        <w:rPr>
-          <w:rFonts w:ascii="Times New Roman" w:hAnsi="Times New Roman" w:cs="Times New Roman"/>
-          <w:b/>
-          <w:sz w:val="24"/>
-          <w:szCs w:val="24"/>
-        </w:rPr>
         <w:t>MAY 2025</w:t>
       </w:r>
     </w:p>
@@ -1172,6 +984,7 @@
         <w:jc w:val="both"/>
         <w:rPr>
           <w:rFonts w:ascii="Times New Roman" w:hAnsi="Times New Roman" w:cs="Times New Roman"/>
+          <w:sz w:val="24"/>
         </w:rPr>
       </w:pPr>
       <w:r>
@@ -1216,19 +1029,184 @@
     </w:p>
     <w:p>
       <w:pPr>
-        <w:spacing w:before="2000" w:after="800"/>
-        <w:rPr>
-          <w:rFonts w:ascii="Times New Roman" w:hAnsi="Times New Roman" w:cs="Times New Roman"/>
-        </w:rPr>
-      </w:pPr>
-      <w:r>
+        <w:spacing w:after="400" w:line="360" w:lineRule="auto"/>
+        <w:jc w:val="both"/>
+        <w:rPr>
+          <w:rFonts w:ascii="Times New Roman" w:hAnsi="Times New Roman" w:cs="Times New Roman"/>
+        </w:rPr>
+      </w:pPr>
+    </w:p>
+    <w:p>
+      <w:pPr>
+        <w:spacing w:after="400" w:line="240" w:lineRule="auto"/>
+        <w:jc w:val="both"/>
+        <w:rPr>
+          <w:rFonts w:ascii="Times New Roman" w:hAnsi="Times New Roman" w:cs="Times New Roman"/>
+        </w:rPr>
+      </w:pPr>
+      <w:r>
+        <w:rPr>
+          <w:rFonts w:ascii="Times New Roman" w:hAnsi="Times New Roman" w:cs="Times New Roman"/>
+        </w:rPr>
+        <w:t xml:space="preserve">                                   </w:t>
+      </w:r>
+      <w:r>
+        <w:rPr>
+          <w:rFonts w:ascii="Times New Roman" w:hAnsi="Times New Roman" w:cs="Times New Roman"/>
+        </w:rPr>
+        <w:tab/>
+      </w:r>
+      <w:r>
+        <w:rPr>
+          <w:rFonts w:ascii="Times New Roman" w:hAnsi="Times New Roman" w:cs="Times New Roman"/>
+        </w:rPr>
+        <w:tab/>
+      </w:r>
+      <w:r>
+        <w:rPr>
+          <w:rFonts w:ascii="Times New Roman" w:hAnsi="Times New Roman" w:cs="Times New Roman"/>
+        </w:rPr>
+        <w:tab/>
+      </w:r>
+      <w:r>
+        <w:rPr>
+          <w:rFonts w:ascii="Times New Roman" w:hAnsi="Times New Roman" w:cs="Times New Roman"/>
+        </w:rPr>
+        <w:tab/>
+      </w:r>
+      <w:r>
+        <w:rPr>
+          <w:rFonts w:ascii="Times New Roman" w:hAnsi="Times New Roman" w:cs="Times New Roman"/>
+        </w:rPr>
+        <w:tab/>
+      </w:r>
+      <w:r>
+        <w:rPr>
+          <w:rFonts w:ascii="Times New Roman" w:hAnsi="Times New Roman" w:cs="Times New Roman"/>
+        </w:rPr>
+        <w:tab/>
+      </w:r>
+      <w:r>
+        <w:rPr>
+          <w:rFonts w:ascii="Times New Roman" w:hAnsi="Times New Roman" w:cs="Times New Roman"/>
+        </w:rPr>
+        <w:tab/>
+      </w:r>
+      <w:r>
+        <w:rPr>
+          <w:rFonts w:ascii="Times New Roman" w:hAnsi="Times New Roman" w:cs="Times New Roman"/>
+        </w:rPr>
+        <w:tab/>
+        <w:t xml:space="preserve">          </w:t>
+      </w:r>
+      <w:r>
+        <w:rPr>
+          <w:rFonts w:ascii="Times New Roman" w:hAnsi="Times New Roman" w:cs="Times New Roman"/>
+          <w:noProof/>
+          <w:lang w:val="en-IN" w:eastAsia="en-IN" w:bidi="ta-IN"/>
+        </w:rPr>
+        <w:drawing>
+          <wp:inline distT="0" distB="0" distL="0" distR="0">
+            <wp:extent cx="914400" cy="343864"/>
+            <wp:effectExtent l="0" t="0" r="0" b="0"/>
+            <wp:docPr id="14" name="Picture 14" descr="C:\Users\s_mahal\Downloads\WhatsApp Image 2026-06-21 at 4.35.06 PM.jpeg"/>
+            <wp:cNvGraphicFramePr>
+              <a:graphicFrameLocks xmlns:a="http://schemas.openxmlformats.org/drawingml/2006/main" noChangeAspect="1"/>
+            </wp:cNvGraphicFramePr>
+            <a:graphic xmlns:a="http://schemas.openxmlformats.org/drawingml/2006/main">
+              <a:graphicData uri="http://schemas.openxmlformats.org/drawingml/2006/picture">
+                <pic:pic xmlns:pic="http://schemas.openxmlformats.org/drawingml/2006/picture">
+                  <pic:nvPicPr>
+                    <pic:cNvPr id="0" name="Picture 2" descr="C:\Users\s_mahal\Downloads\WhatsApp Image 2026-06-21 at 4.35.06 PM.jpeg"/>
+                    <pic:cNvPicPr>
+                      <a:picLocks noChangeAspect="1" noChangeArrowheads="1"/>
+                    </pic:cNvPicPr>
+                  </pic:nvPicPr>
+                  <pic:blipFill>
+                    <a:blip r:embed="rId8">
+                      <a:extLst>
+                        <a:ext uri="{28A0092B-C50C-407E-A947-70E740481C1C}">
+                          <a14:useLocalDpi xmlns:a14="http://schemas.microsoft.com/office/drawing/2010/main" val="0"/>
+                        </a:ext>
+                      </a:extLst>
+                    </a:blip>
+                    <a:srcRect/>
+                    <a:stretch>
+                      <a:fillRect/>
+                    </a:stretch>
+                  </pic:blipFill>
+                  <pic:spPr bwMode="auto">
+                    <a:xfrm>
+                      <a:off x="0" y="0"/>
+                      <a:ext cx="941888" cy="354201"/>
+                    </a:xfrm>
+                    <a:prstGeom prst="rect">
+                      <a:avLst/>
+                    </a:prstGeom>
+                    <a:noFill/>
+                    <a:ln>
+                      <a:noFill/>
+                    </a:ln>
+                  </pic:spPr>
+                </pic:pic>
+              </a:graphicData>
+            </a:graphic>
+          </wp:inline>
+        </w:drawing>
+      </w:r>
+    </w:p>
+    <w:p>
+      <w:pPr>
+        <w:spacing w:after="400" w:line="240" w:lineRule="auto"/>
+        <w:jc w:val="both"/>
         <w:rPr>
           <w:rFonts w:ascii="Times New Roman" w:hAnsi="Times New Roman" w:cs="Times New Roman"/>
           <w:b/>
+          <w:bCs/>
           <w:sz w:val="24"/>
-        </w:rPr>
-        <w:t>Programme Co-ordinator                                                      Project Guide</w:t>
-      </w:r>
+          <w:szCs w:val="24"/>
+        </w:rPr>
+      </w:pPr>
+      <w:r>
+        <w:rPr>
+          <w:rFonts w:ascii="Times New Roman" w:hAnsi="Times New Roman" w:cs="Times New Roman"/>
+          <w:b/>
+          <w:bCs/>
+          <w:sz w:val="24"/>
+          <w:szCs w:val="24"/>
+        </w:rPr>
+        <w:t xml:space="preserve">Programme Co-ordinator                                                       </w:t>
+      </w:r>
+      <w:r>
+        <w:rPr>
+          <w:rFonts w:ascii="Times New Roman" w:hAnsi="Times New Roman" w:cs="Times New Roman"/>
+          <w:b/>
+          <w:bCs/>
+          <w:sz w:val="24"/>
+          <w:szCs w:val="24"/>
+        </w:rPr>
+        <w:t xml:space="preserve">                      </w:t>
+      </w:r>
+      <w:r>
+        <w:rPr>
+          <w:rFonts w:ascii="Times New Roman" w:hAnsi="Times New Roman" w:cs="Times New Roman"/>
+          <w:b/>
+          <w:bCs/>
+          <w:sz w:val="24"/>
+          <w:szCs w:val="24"/>
+        </w:rPr>
+        <w:t xml:space="preserve">        Project Guide</w:t>
+      </w:r>
+    </w:p>
+    <w:p>
+      <w:pPr>
+        <w:spacing w:before="1000"/>
+        <w:rPr>
+          <w:rFonts w:ascii="Times New Roman" w:hAnsi="Times New Roman" w:cs="Times New Roman"/>
+          <w:i/>
+          <w:sz w:val="24"/>
+        </w:rPr>
+      </w:pPr>
     </w:p>
     <w:p>
       <w:pPr>
@@ -1382,14 +1360,16 @@
     </w:p>
     <w:p>
       <w:pPr>
-        <w:spacing w:before="2000" w:line="480" w:lineRule="auto"/>
-        <w:rPr>
-          <w:rFonts w:ascii="Times New Roman" w:hAnsi="Times New Roman" w:cs="Times New Roman"/>
-        </w:rPr>
-      </w:pPr>
-      <w:r>
-        <w:rPr>
-          <w:rFonts w:ascii="Times New Roman" w:hAnsi="Times New Roman" w:cs="Times New Roman"/>
+        <w:spacing w:before="2000" w:line="360" w:lineRule="auto"/>
+        <w:rPr>
+          <w:rFonts w:ascii="Times New Roman" w:hAnsi="Times New Roman" w:cs="Times New Roman"/>
+        </w:rPr>
+      </w:pPr>
+      <w:r>
+        <w:rPr>
+          <w:rFonts w:ascii="Times New Roman" w:hAnsi="Times New Roman" w:cs="Times New Roman"/>
+          <w:b/>
+          <w:bCs/>
           <w:sz w:val="24"/>
         </w:rPr>
         <w:t>Place: Coimbatore</w:t>
@@ -1397,10 +1377,115 @@
       <w:r>
         <w:rPr>
           <w:rFonts w:ascii="Times New Roman" w:hAnsi="Times New Roman" w:cs="Times New Roman"/>
+          <w:b/>
+          <w:bCs/>
           <w:sz w:val="24"/>
         </w:rPr>
+        <w:t xml:space="preserve">                                                         </w:t>
+      </w:r>
+      <w:r>
+        <w:rPr>
+          <w:rFonts w:ascii="Times New Roman" w:hAnsi="Times New Roman" w:cs="Times New Roman"/>
+          <w:b/>
+          <w:bCs/>
+          <w:sz w:val="24"/>
+        </w:rPr>
+        <w:tab/>
+      </w:r>
+      <w:r>
+        <w:rPr>
+          <w:rFonts w:ascii="Times New Roman" w:hAnsi="Times New Roman" w:cs="Times New Roman"/>
+          <w:b/>
+          <w:bCs/>
+          <w:sz w:val="24"/>
+        </w:rPr>
+        <w:t xml:space="preserve">      </w:t>
+      </w:r>
+      <w:r>
+        <w:rPr>
+          <w:rFonts w:ascii="Times New Roman" w:hAnsi="Times New Roman" w:cs="Times New Roman"/>
+          <w:b/>
+          <w:bCs/>
+          <w:sz w:val="24"/>
+        </w:rPr>
+        <w:t xml:space="preserve">    </w:t>
+      </w:r>
+      <w:r>
+        <w:rPr>
+          <w:rFonts w:ascii="Times New Roman" w:hAnsi="Times New Roman" w:cs="Times New Roman"/>
+          <w:b/>
+          <w:bCs/>
+          <w:sz w:val="24"/>
+        </w:rPr>
+        <w:t xml:space="preserve">                     </w:t>
+      </w:r>
+      <w:r>
+        <w:rPr>
+          <w:rFonts w:ascii="Times New Roman" w:hAnsi="Times New Roman" w:cs="Times New Roman"/>
+          <w:b/>
+          <w:bCs/>
+          <w:noProof/>
+          <w:sz w:val="24"/>
+          <w:lang w:val="en-IN" w:eastAsia="en-IN" w:bidi="ta-IN"/>
+        </w:rPr>
+        <w:drawing>
+          <wp:inline distT="0" distB="0" distL="0" distR="0">
+            <wp:extent cx="742950" cy="340583"/>
+            <wp:effectExtent l="0" t="0" r="0" b="2540"/>
+            <wp:docPr id="13" name="Picture 13" descr="C:\Users\s_mahal\Downloads\WhatsApp Image 2026-06-10 at 1.02.44 PM.jpeg"/>
+            <wp:cNvGraphicFramePr>
+              <a:graphicFrameLocks xmlns:a="http://schemas.openxmlformats.org/drawingml/2006/main" noChangeAspect="1"/>
+            </wp:cNvGraphicFramePr>
+            <a:graphic xmlns:a="http://schemas.openxmlformats.org/drawingml/2006/main">
+              <a:graphicData uri="http://schemas.openxmlformats.org/drawingml/2006/picture">
+                <pic:pic xmlns:pic="http://schemas.openxmlformats.org/drawingml/2006/picture">
+                  <pic:nvPicPr>
+                    <pic:cNvPr id="0" name="Picture 1" descr="C:\Users\s_mahal\Downloads\WhatsApp Image 2026-06-10 at 1.02.44 PM.jpeg"/>
+                    <pic:cNvPicPr>
+                      <a:picLocks noChangeAspect="1" noChangeArrowheads="1"/>
+                    </pic:cNvPicPr>
+                  </pic:nvPicPr>
+                  <pic:blipFill>
+                    <a:blip r:embed="rId9">
+                      <a:extLst>
+                        <a:ext uri="{28A0092B-C50C-407E-A947-70E740481C1C}">
+                          <a14:useLocalDpi xmlns:a14="http://schemas.microsoft.com/office/drawing/2010/main" val="0"/>
+                        </a:ext>
+                      </a:extLst>
+                    </a:blip>
+                    <a:srcRect/>
+                    <a:stretch>
+                      <a:fillRect/>
+                    </a:stretch>
+                  </pic:blipFill>
+                  <pic:spPr bwMode="auto">
+                    <a:xfrm>
+                      <a:off x="0" y="0"/>
+                      <a:ext cx="773700" cy="354679"/>
+                    </a:xfrm>
+                    <a:prstGeom prst="rect">
+                      <a:avLst/>
+                    </a:prstGeom>
+                    <a:noFill/>
+                    <a:ln>
+                      <a:noFill/>
+                    </a:ln>
+                  </pic:spPr>
+                </pic:pic>
+              </a:graphicData>
+            </a:graphic>
+          </wp:inline>
+        </w:drawing>
+      </w:r>
+      <w:r>
+        <w:rPr>
+          <w:rFonts w:ascii="Times New Roman" w:hAnsi="Times New Roman" w:cs="Times New Roman"/>
+          <w:b/>
+          <w:bCs/>
+          <w:sz w:val="24"/>
+        </w:rPr>
         <w:br/>
-        <w:t xml:space="preserve">Date: </w:t>
+        <w:t xml:space="preserve">Date:            </w:t>
       </w:r>
       <w:r>
         <w:rPr>
@@ -1408,7 +1493,7 @@
           <w:b/>
           <w:sz w:val="24"/>
         </w:rPr>
-        <w:t xml:space="preserve">                                                                               </w:t>
+        <w:t xml:space="preserve">                                                                         </w:t>
       </w:r>
       <w:r>
         <w:rPr>
@@ -1416,7 +1501,23 @@
           <w:b/>
           <w:sz w:val="24"/>
         </w:rPr>
-        <w:t xml:space="preserve">                     </w:t>
+        <w:tab/>
+      </w:r>
+      <w:r>
+        <w:rPr>
+          <w:rFonts w:ascii="Times New Roman" w:hAnsi="Times New Roman" w:cs="Times New Roman"/>
+          <w:b/>
+          <w:sz w:val="24"/>
+        </w:rPr>
+        <w:tab/>
+      </w:r>
+      <w:r>
+        <w:rPr>
+          <w:rFonts w:ascii="Times New Roman" w:hAnsi="Times New Roman" w:cs="Times New Roman"/>
+          <w:b/>
+          <w:sz w:val="24"/>
+        </w:rPr>
+        <w:t xml:space="preserve">                </w:t>
       </w:r>
       <w:r>
         <w:rPr>
@@ -1899,12 +2000,6 @@
                 <w:rFonts w:ascii="Times New Roman" w:hAnsi="Times New Roman" w:cs="Times New Roman"/>
               </w:rPr>
             </w:pPr>
-            <w:r>
-              <w:rPr>
-                <w:rFonts w:ascii="Times New Roman" w:hAnsi="Times New Roman" w:cs="Times New Roman"/>
-              </w:rPr>
-              <w:t>iv</w:t>
-            </w:r>
           </w:p>
         </w:tc>
       </w:tr>
@@ -1951,17 +2046,10 @@
           <w:p>
             <w:pPr>
               <w:spacing w:line="600" w:lineRule="auto"/>
-              <w:jc w:val="center"/>
-              <w:rPr>
-                <w:rFonts w:ascii="Times New Roman" w:hAnsi="Times New Roman" w:cs="Times New Roman"/>
-              </w:rPr>
-            </w:pPr>
-            <w:r>
-              <w:rPr>
-                <w:rFonts w:ascii="Times New Roman" w:hAnsi="Times New Roman" w:cs="Times New Roman"/>
-              </w:rPr>
-              <w:t>v</w:t>
-            </w:r>
+              <w:rPr>
+                <w:rFonts w:ascii="Times New Roman" w:hAnsi="Times New Roman" w:cs="Times New Roman"/>
+              </w:rPr>
+            </w:pPr>
           </w:p>
         </w:tc>
       </w:tr>
@@ -2013,12 +2101,6 @@
                 <w:rFonts w:ascii="Times New Roman" w:hAnsi="Times New Roman" w:cs="Times New Roman"/>
               </w:rPr>
             </w:pPr>
-            <w:r>
-              <w:rPr>
-                <w:rFonts w:ascii="Times New Roman" w:hAnsi="Times New Roman" w:cs="Times New Roman"/>
-              </w:rPr>
-              <w:t>viii</w:t>
-            </w:r>
           </w:p>
         </w:tc>
       </w:tr>
@@ -2070,12 +2152,8 @@
                 <w:rFonts w:ascii="Times New Roman" w:hAnsi="Times New Roman" w:cs="Times New Roman"/>
               </w:rPr>
             </w:pPr>
-            <w:r>
-              <w:rPr>
-                <w:rFonts w:ascii="Times New Roman" w:hAnsi="Times New Roman" w:cs="Times New Roman"/>
-              </w:rPr>
-              <w:t>ix</w:t>
-            </w:r>
+            <w:bookmarkStart w:id="0" w:name="_GoBack"/>
+            <w:bookmarkEnd w:id="0"/>
           </w:p>
         </w:tc>
       </w:tr>
@@ -4323,8 +4401,6 @@
             </w:r>
           </w:p>
         </w:tc>
-        <w:bookmarkStart w:id="0" w:name="_GoBack"/>
-        <w:bookmarkEnd w:id="0"/>
       </w:tr>
     </w:tbl>
     <w:p>
@@ -5680,7 +5756,7 @@
                     <pic:cNvPicPr/>
                   </pic:nvPicPr>
                   <pic:blipFill>
-                    <a:blip r:embed="rId8"/>
+                    <a:blip r:embed="rId10"/>
                     <a:stretch>
                       <a:fillRect/>
                     </a:stretch>
@@ -6744,7 +6820,7 @@
                     <pic:cNvPicPr/>
                   </pic:nvPicPr>
                   <pic:blipFill>
-                    <a:blip r:embed="rId9"/>
+                    <a:blip r:embed="rId11"/>
                     <a:stretch>
                       <a:fillRect/>
                     </a:stretch>
@@ -6873,7 +6949,7 @@
                     <pic:cNvPicPr/>
                   </pic:nvPicPr>
                   <pic:blipFill>
-                    <a:blip r:embed="rId10"/>
+                    <a:blip r:embed="rId12"/>
                     <a:stretch>
                       <a:fillRect/>
                     </a:stretch>
@@ -7057,7 +7133,7 @@
                     <pic:cNvPicPr/>
                   </pic:nvPicPr>
                   <pic:blipFill>
-                    <a:blip r:embed="rId11"/>
+                    <a:blip r:embed="rId13"/>
                     <a:stretch>
                       <a:fillRect/>
                     </a:stretch>
@@ -7366,7 +7442,7 @@
                     <pic:cNvPicPr/>
                   </pic:nvPicPr>
                   <pic:blipFill>
-                    <a:blip r:embed="rId12"/>
+                    <a:blip r:embed="rId14"/>
                     <a:stretch>
                       <a:fillRect/>
                     </a:stretch>
@@ -11704,7 +11780,6 @@
                 <w:rFonts w:ascii="Times New Roman" w:hAnsi="Times New Roman" w:cs="Times New Roman"/>
               </w:rPr>
             </w:pPr>
-            <w:proofErr w:type="spellStart"/>
             <w:r>
               <w:rPr>
                 <w:rFonts w:ascii="Times New Roman" w:hAnsi="Times New Roman" w:cs="Times New Roman"/>
@@ -11712,7 +11787,6 @@
               </w:rPr>
               <w:t>userId</w:t>
             </w:r>
-            <w:proofErr w:type="spellEnd"/>
           </w:p>
         </w:tc>
         <w:tc>
@@ -12179,172 +12253,12 @@
       <w:r>
         <w:rPr>
           <w:rFonts w:ascii="Times New Roman" w:hAnsi="Times New Roman" w:cs="Times New Roman"/>
-          <w:noProof/>
-          <w:lang w:val="en-IN" w:eastAsia="en-IN" w:bidi="ta-IN"/>
         </w:rPr>
         <w:drawing>
-          <wp:inline distT="0" distB="0" distL="0" distR="0" wp14:anchorId="79F1D6EE" wp14:editId="075F37EE">
-            <wp:extent cx="5286375" cy="2670794"/>
+          <wp:inline distT="0" distB="0" distL="0" distR="0" wp14:anchorId="06A85994" wp14:editId="00AC4B5C">
+            <wp:extent cx="5219700" cy="2613330"/>
             <wp:effectExtent l="0" t="0" r="0" b="0"/>
-            <wp:docPr id="8" name="Picture 8"/>
-            <wp:cNvGraphicFramePr>
-              <a:graphicFrameLocks xmlns:a="http://schemas.openxmlformats.org/drawingml/2006/main" noChangeAspect="1"/>
-            </wp:cNvGraphicFramePr>
-            <a:graphic xmlns:a="http://schemas.openxmlformats.org/drawingml/2006/main">
-              <a:graphicData uri="http://schemas.openxmlformats.org/drawingml/2006/picture">
-                <pic:pic xmlns:pic="http://schemas.openxmlformats.org/drawingml/2006/picture">
-                  <pic:nvPicPr>
-                    <pic:cNvPr id="1" name=""/>
-                    <pic:cNvPicPr/>
-                  </pic:nvPicPr>
-                  <pic:blipFill>
-                    <a:blip r:embed="rId13"/>
-                    <a:stretch>
-                      <a:fillRect/>
-                    </a:stretch>
-                  </pic:blipFill>
-                  <pic:spPr>
-                    <a:xfrm>
-                      <a:off x="0" y="0"/>
-                      <a:ext cx="5309273" cy="2682363"/>
-                    </a:xfrm>
-                    <a:prstGeom prst="rect">
-                      <a:avLst/>
-                    </a:prstGeom>
-                  </pic:spPr>
-                </pic:pic>
-              </a:graphicData>
-            </a:graphic>
-          </wp:inline>
-        </w:drawing>
-      </w:r>
-    </w:p>
-    <w:p>
-      <w:pPr>
-        <w:jc w:val="center"/>
-        <w:rPr>
-          <w:rFonts w:ascii="Times New Roman" w:hAnsi="Times New Roman" w:cs="Times New Roman"/>
-        </w:rPr>
-      </w:pPr>
-      <w:r>
-        <w:rPr>
-          <w:rFonts w:ascii="Times New Roman" w:hAnsi="Times New Roman" w:cs="Times New Roman"/>
-          <w:noProof/>
-          <w:lang w:val="en-IN" w:eastAsia="en-IN" w:bidi="ta-IN"/>
-        </w:rPr>
-        <w:drawing>
-          <wp:inline distT="0" distB="0" distL="0" distR="0" wp14:anchorId="42B587F0" wp14:editId="51977D49">
-            <wp:extent cx="5267325" cy="2628395"/>
-            <wp:effectExtent l="0" t="0" r="0" b="635"/>
-            <wp:docPr id="9" name="Picture 9"/>
-            <wp:cNvGraphicFramePr>
-              <a:graphicFrameLocks xmlns:a="http://schemas.openxmlformats.org/drawingml/2006/main" noChangeAspect="1"/>
-            </wp:cNvGraphicFramePr>
-            <a:graphic xmlns:a="http://schemas.openxmlformats.org/drawingml/2006/main">
-              <a:graphicData uri="http://schemas.openxmlformats.org/drawingml/2006/picture">
-                <pic:pic xmlns:pic="http://schemas.openxmlformats.org/drawingml/2006/picture">
-                  <pic:nvPicPr>
-                    <pic:cNvPr id="1" name=""/>
-                    <pic:cNvPicPr/>
-                  </pic:nvPicPr>
-                  <pic:blipFill>
-                    <a:blip r:embed="rId14"/>
-                    <a:stretch>
-                      <a:fillRect/>
-                    </a:stretch>
-                  </pic:blipFill>
-                  <pic:spPr>
-                    <a:xfrm>
-                      <a:off x="0" y="0"/>
-                      <a:ext cx="5295825" cy="2642617"/>
-                    </a:xfrm>
-                    <a:prstGeom prst="rect">
-                      <a:avLst/>
-                    </a:prstGeom>
-                  </pic:spPr>
-                </pic:pic>
-              </a:graphicData>
-            </a:graphic>
-          </wp:inline>
-        </w:drawing>
-      </w:r>
-    </w:p>
-    <w:p>
-      <w:pPr>
-        <w:jc w:val="center"/>
-        <w:rPr>
-          <w:rFonts w:ascii="Times New Roman" w:hAnsi="Times New Roman" w:cs="Times New Roman"/>
-          <w:i/>
-          <w:sz w:val="20"/>
-        </w:rPr>
-      </w:pPr>
-    </w:p>
-    <w:p>
-      <w:pPr>
-        <w:jc w:val="center"/>
-        <w:rPr>
-          <w:rFonts w:ascii="Times New Roman" w:hAnsi="Times New Roman" w:cs="Times New Roman"/>
-        </w:rPr>
-      </w:pPr>
-      <w:r>
-        <w:rPr>
-          <w:rFonts w:ascii="Times New Roman" w:hAnsi="Times New Roman" w:cs="Times New Roman"/>
-          <w:i/>
-          <w:sz w:val="20"/>
-        </w:rPr>
-        <w:t>Figure 4.5: High-Fidelity UI Mockup: Student / Faculty Workspace Dashboard</w:t>
-      </w:r>
-    </w:p>
-    <w:p>
-      <w:pPr>
-        <w:spacing w:before="400"/>
-        <w:rPr>
-          <w:rFonts w:ascii="Times New Roman" w:hAnsi="Times New Roman" w:cs="Times New Roman"/>
-        </w:rPr>
-      </w:pPr>
-    </w:p>
-    <w:p>
-      <w:pPr>
-        <w:spacing w:before="400"/>
-        <w:rPr>
-          <w:rFonts w:ascii="Times New Roman" w:hAnsi="Times New Roman" w:cs="Times New Roman"/>
-        </w:rPr>
-      </w:pPr>
-    </w:p>
-    <w:p>
-      <w:pPr>
-        <w:spacing w:before="400"/>
-        <w:rPr>
-          <w:rFonts w:ascii="Times New Roman" w:hAnsi="Times New Roman" w:cs="Times New Roman"/>
-        </w:rPr>
-      </w:pPr>
-    </w:p>
-    <w:p>
-      <w:pPr>
-        <w:spacing w:before="400"/>
-        <w:rPr>
-          <w:rFonts w:ascii="Times New Roman" w:hAnsi="Times New Roman" w:cs="Times New Roman"/>
-        </w:rPr>
-      </w:pPr>
-    </w:p>
-    <w:p>
-      <w:pPr>
-        <w:jc w:val="center"/>
-        <w:rPr>
-          <w:rFonts w:ascii="Times New Roman" w:hAnsi="Times New Roman" w:cs="Times New Roman"/>
-        </w:rPr>
-      </w:pPr>
-      <w:r>
-        <w:rPr>
-          <w:rFonts w:ascii="Times New Roman" w:hAnsi="Times New Roman" w:cs="Times New Roman"/>
-          <w:noProof/>
-          <w:lang w:val="en-IN" w:eastAsia="en-IN" w:bidi="ta-IN"/>
-        </w:rPr>
-        <w:drawing>
-          <wp:inline distT="0" distB="0" distL="0" distR="0" wp14:anchorId="6FD48B79" wp14:editId="26B99C06">
-            <wp:extent cx="4362450" cy="2165715"/>
-            <wp:effectExtent l="0" t="0" r="0" b="6350"/>
-            <wp:docPr id="10" name="Picture 10"/>
+            <wp:docPr id="6" name="Picture 6"/>
             <wp:cNvGraphicFramePr>
               <a:graphicFrameLocks xmlns:a="http://schemas.openxmlformats.org/drawingml/2006/main" noChangeAspect="1"/>
             </wp:cNvGraphicFramePr>
@@ -12364,7 +12278,7 @@
                   <pic:spPr>
                     <a:xfrm>
                       <a:off x="0" y="0"/>
-                      <a:ext cx="4393125" cy="2180944"/>
+                      <a:ext cx="5250069" cy="2628535"/>
                     </a:xfrm>
                     <a:prstGeom prst="rect">
                       <a:avLst/>
@@ -12387,14 +12301,12 @@
       <w:r>
         <w:rPr>
           <w:rFonts w:ascii="Times New Roman" w:hAnsi="Times New Roman" w:cs="Times New Roman"/>
-          <w:noProof/>
-          <w:lang w:val="en-IN" w:eastAsia="en-IN" w:bidi="ta-IN"/>
         </w:rPr>
         <w:drawing>
-          <wp:inline distT="0" distB="0" distL="0" distR="0" wp14:anchorId="44A5ADDB" wp14:editId="60039724">
-            <wp:extent cx="4333875" cy="2173679"/>
-            <wp:effectExtent l="0" t="0" r="0" b="0"/>
-            <wp:docPr id="11" name="Picture 11"/>
+          <wp:inline distT="0" distB="0" distL="0" distR="0" wp14:anchorId="20561BCE" wp14:editId="625686F2">
+            <wp:extent cx="5216376" cy="2590800"/>
+            <wp:effectExtent l="0" t="0" r="3810" b="0"/>
+            <wp:docPr id="7" name="Picture 7"/>
             <wp:cNvGraphicFramePr>
               <a:graphicFrameLocks xmlns:a="http://schemas.openxmlformats.org/drawingml/2006/main" noChangeAspect="1"/>
             </wp:cNvGraphicFramePr>
@@ -12414,7 +12326,7 @@
                   <pic:spPr>
                     <a:xfrm>
                       <a:off x="0" y="0"/>
-                      <a:ext cx="4371842" cy="2192722"/>
+                      <a:ext cx="5239850" cy="2602459"/>
                     </a:xfrm>
                     <a:prstGeom prst="rect">
                       <a:avLst/>
@@ -12432,6 +12344,64 @@
         <w:jc w:val="center"/>
         <w:rPr>
           <w:rFonts w:ascii="Times New Roman" w:hAnsi="Times New Roman" w:cs="Times New Roman"/>
+          <w:i/>
+          <w:sz w:val="20"/>
+        </w:rPr>
+      </w:pPr>
+    </w:p>
+    <w:p>
+      <w:pPr>
+        <w:jc w:val="center"/>
+        <w:rPr>
+          <w:rFonts w:ascii="Times New Roman" w:hAnsi="Times New Roman" w:cs="Times New Roman"/>
+        </w:rPr>
+      </w:pPr>
+      <w:r>
+        <w:rPr>
+          <w:rFonts w:ascii="Times New Roman" w:hAnsi="Times New Roman" w:cs="Times New Roman"/>
+          <w:i/>
+          <w:sz w:val="20"/>
+        </w:rPr>
+        <w:t>Figure 4.5: High-Fidelity UI Mockup: Student / Faculty Workspace Dashboard</w:t>
+      </w:r>
+    </w:p>
+    <w:p>
+      <w:pPr>
+        <w:spacing w:before="400"/>
+        <w:rPr>
+          <w:rFonts w:ascii="Times New Roman" w:hAnsi="Times New Roman" w:cs="Times New Roman"/>
+        </w:rPr>
+      </w:pPr>
+    </w:p>
+    <w:p>
+      <w:pPr>
+        <w:spacing w:before="400"/>
+        <w:rPr>
+          <w:rFonts w:ascii="Times New Roman" w:hAnsi="Times New Roman" w:cs="Times New Roman"/>
+        </w:rPr>
+      </w:pPr>
+    </w:p>
+    <w:p>
+      <w:pPr>
+        <w:spacing w:before="400"/>
+        <w:rPr>
+          <w:rFonts w:ascii="Times New Roman" w:hAnsi="Times New Roman" w:cs="Times New Roman"/>
+        </w:rPr>
+      </w:pPr>
+    </w:p>
+    <w:p>
+      <w:pPr>
+        <w:spacing w:before="400"/>
+        <w:rPr>
+          <w:rFonts w:ascii="Times New Roman" w:hAnsi="Times New Roman" w:cs="Times New Roman"/>
+        </w:rPr>
+      </w:pPr>
+    </w:p>
+    <w:p>
+      <w:pPr>
+        <w:jc w:val="center"/>
+        <w:rPr>
+          <w:rFonts w:ascii="Times New Roman" w:hAnsi="Times New Roman" w:cs="Times New Roman"/>
         </w:rPr>
       </w:pPr>
       <w:r>
@@ -12441,10 +12411,10 @@
           <w:lang w:val="en-IN" w:eastAsia="en-IN" w:bidi="ta-IN"/>
         </w:rPr>
         <w:drawing>
-          <wp:inline distT="0" distB="0" distL="0" distR="0" wp14:anchorId="5C84BF58" wp14:editId="192A5433">
-            <wp:extent cx="4305300" cy="2155520"/>
-            <wp:effectExtent l="0" t="0" r="0" b="0"/>
-            <wp:docPr id="12" name="Picture 12"/>
+          <wp:inline distT="0" distB="0" distL="0" distR="0" wp14:anchorId="6FD48B79" wp14:editId="26B99C06">
+            <wp:extent cx="4362450" cy="2165715"/>
+            <wp:effectExtent l="0" t="0" r="0" b="6350"/>
+            <wp:docPr id="10" name="Picture 10"/>
             <wp:cNvGraphicFramePr>
               <a:graphicFrameLocks xmlns:a="http://schemas.openxmlformats.org/drawingml/2006/main" noChangeAspect="1"/>
             </wp:cNvGraphicFramePr>
@@ -12464,6 +12434,106 @@
                   <pic:spPr>
                     <a:xfrm>
                       <a:off x="0" y="0"/>
+                      <a:ext cx="4393125" cy="2180944"/>
+                    </a:xfrm>
+                    <a:prstGeom prst="rect">
+                      <a:avLst/>
+                    </a:prstGeom>
+                  </pic:spPr>
+                </pic:pic>
+              </a:graphicData>
+            </a:graphic>
+          </wp:inline>
+        </w:drawing>
+      </w:r>
+    </w:p>
+    <w:p>
+      <w:pPr>
+        <w:jc w:val="center"/>
+        <w:rPr>
+          <w:rFonts w:ascii="Times New Roman" w:hAnsi="Times New Roman" w:cs="Times New Roman"/>
+        </w:rPr>
+      </w:pPr>
+      <w:r>
+        <w:rPr>
+          <w:rFonts w:ascii="Times New Roman" w:hAnsi="Times New Roman" w:cs="Times New Roman"/>
+          <w:noProof/>
+          <w:lang w:val="en-IN" w:eastAsia="en-IN" w:bidi="ta-IN"/>
+        </w:rPr>
+        <w:drawing>
+          <wp:inline distT="0" distB="0" distL="0" distR="0" wp14:anchorId="44A5ADDB" wp14:editId="60039724">
+            <wp:extent cx="4333875" cy="2173679"/>
+            <wp:effectExtent l="0" t="0" r="0" b="0"/>
+            <wp:docPr id="11" name="Picture 11"/>
+            <wp:cNvGraphicFramePr>
+              <a:graphicFrameLocks xmlns:a="http://schemas.openxmlformats.org/drawingml/2006/main" noChangeAspect="1"/>
+            </wp:cNvGraphicFramePr>
+            <a:graphic xmlns:a="http://schemas.openxmlformats.org/drawingml/2006/main">
+              <a:graphicData uri="http://schemas.openxmlformats.org/drawingml/2006/picture">
+                <pic:pic xmlns:pic="http://schemas.openxmlformats.org/drawingml/2006/picture">
+                  <pic:nvPicPr>
+                    <pic:cNvPr id="1" name=""/>
+                    <pic:cNvPicPr/>
+                  </pic:nvPicPr>
+                  <pic:blipFill>
+                    <a:blip r:embed="rId18"/>
+                    <a:stretch>
+                      <a:fillRect/>
+                    </a:stretch>
+                  </pic:blipFill>
+                  <pic:spPr>
+                    <a:xfrm>
+                      <a:off x="0" y="0"/>
+                      <a:ext cx="4371842" cy="2192722"/>
+                    </a:xfrm>
+                    <a:prstGeom prst="rect">
+                      <a:avLst/>
+                    </a:prstGeom>
+                  </pic:spPr>
+                </pic:pic>
+              </a:graphicData>
+            </a:graphic>
+          </wp:inline>
+        </w:drawing>
+      </w:r>
+    </w:p>
+    <w:p>
+      <w:pPr>
+        <w:jc w:val="center"/>
+        <w:rPr>
+          <w:rFonts w:ascii="Times New Roman" w:hAnsi="Times New Roman" w:cs="Times New Roman"/>
+        </w:rPr>
+      </w:pPr>
+      <w:r>
+        <w:rPr>
+          <w:rFonts w:ascii="Times New Roman" w:hAnsi="Times New Roman" w:cs="Times New Roman"/>
+          <w:noProof/>
+          <w:lang w:val="en-IN" w:eastAsia="en-IN" w:bidi="ta-IN"/>
+        </w:rPr>
+        <w:drawing>
+          <wp:inline distT="0" distB="0" distL="0" distR="0" wp14:anchorId="5C84BF58" wp14:editId="192A5433">
+            <wp:extent cx="4305300" cy="2155520"/>
+            <wp:effectExtent l="0" t="0" r="0" b="0"/>
+            <wp:docPr id="12" name="Picture 12"/>
+            <wp:cNvGraphicFramePr>
+              <a:graphicFrameLocks xmlns:a="http://schemas.openxmlformats.org/drawingml/2006/main" noChangeAspect="1"/>
+            </wp:cNvGraphicFramePr>
+            <a:graphic xmlns:a="http://schemas.openxmlformats.org/drawingml/2006/main">
+              <a:graphicData uri="http://schemas.openxmlformats.org/drawingml/2006/picture">
+                <pic:pic xmlns:pic="http://schemas.openxmlformats.org/drawingml/2006/picture">
+                  <pic:nvPicPr>
+                    <pic:cNvPr id="1" name=""/>
+                    <pic:cNvPicPr/>
+                  </pic:nvPicPr>
+                  <pic:blipFill>
+                    <a:blip r:embed="rId19"/>
+                    <a:stretch>
+                      <a:fillRect/>
+                    </a:stretch>
+                  </pic:blipFill>
+                  <pic:spPr>
+                    <a:xfrm>
+                      <a:off x="0" y="0"/>
                       <a:ext cx="4314965" cy="2160359"/>
                     </a:xfrm>
                     <a:prstGeom prst="rect">
@@ -13524,7 +13594,7 @@
       </w:r>
     </w:p>
     <w:sectPr>
-      <w:footerReference w:type="default" r:id="rId18"/>
+      <w:footerReference w:type="default" r:id="rId20"/>
       <w:pgSz w:w="12240" w:h="15840"/>
       <w:pgMar w:top="993" w:right="1440" w:bottom="1440" w:left="1800" w:header="720" w:footer="720" w:gutter="0"/>
       <w:pgNumType w:start="1"/>
@@ -13580,7 +13650,7 @@
       <w:rPr>
         <w:noProof/>
       </w:rPr>
-      <w:t>11</w:t>
+      <w:t>21</w:t>
     </w:r>
     <w:r>
       <w:fldChar w:fldCharType="end"/>
@@ -25520,7 +25590,7 @@
 </file>
 
 <file path=customXml/itemProps1.xml><?xml version="1.0" encoding="utf-8"?>
-<ds:datastoreItem xmlns:ds="http://schemas.openxmlformats.org/officeDocument/2006/customXml" ds:itemID="{247D5F11-B790-4262-B93E-941DE63EED40}">
+<ds:datastoreItem xmlns:ds="http://schemas.openxmlformats.org/officeDocument/2006/customXml" ds:itemID="{3B8694A2-DD27-4F02-817A-CF0E719EA04D}">
   <ds:schemaRefs>
     <ds:schemaRef ds:uri="http://schemas.openxmlformats.org/officeDocument/2006/bibliography"/>
   </ds:schemaRefs>
